--- a/PRDs/entities/Account-Entity-PRD.docx
+++ b/PRDs/entities/Account-Entity-PRD.docx
@@ -309,7 +309,7 @@
                 <w:sz w:val="20"/>
                 <w:szCs w:val="20"/>
               </w:rPr>
-              <w:t xml:space="preserve">1.0</w:t>
+              <w:t xml:space="preserve">1.1</w:t>
             </w:r>
           </w:p>
         </w:tc>
@@ -439,7 +439,7 @@
                 <w:sz w:val="20"/>
                 <w:szCs w:val="20"/>
               </w:rPr>
-              <w:t xml:space="preserve">04-02-26 21:00</w:t>
+              <w:t xml:space="preserve">04-07-26 04:30</w:t>
             </w:r>
           </w:p>
         </w:tc>
@@ -7624,7 +7624,7 @@
                 <w:sz w:val="20"/>
                 <w:szCs w:val="20"/>
               </w:rPr>
-              <w:t xml:space="preserve">The current stage of the partner relationship. Status changes should always be accompanied by a note explaining the change. </w:t>
+              <w:t xml:space="preserve">The current stage of the partner relationship. Status changes may be accompanied by a note at the Partner Coordinator’s discretion. </w:t>
             </w:r>
             <w:r>
               <w:rPr>

--- a/PRDs/entities/Account-Entity-PRD.docx
+++ b/PRDs/entities/Account-Entity-PRD.docx
@@ -300,16 +300,7 @@
           </w:tcPr>
           <w:p>
             <w:r>
-              <w:rPr>
-                <w:rFonts w:ascii="Arial" w:cs="Arial" w:eastAsia="Arial" w:hAnsi="Arial"/>
-                <w:b w:val="false"/>
-                <w:bCs w:val="false"/>
-                <w:i w:val="false"/>
-                <w:iCs w:val="false"/>
-                <w:sz w:val="20"/>
-                <w:szCs w:val="20"/>
-              </w:rPr>
-              <w:t xml:space="preserve">1.1</w:t>
+              <w:t>1.2</w:t>
             </w:r>
           </w:p>
         </w:tc>
@@ -430,16 +421,7 @@
           </w:tcPr>
           <w:p>
             <w:r>
-              <w:rPr>
-                <w:rFonts w:ascii="Arial" w:cs="Arial" w:eastAsia="Arial" w:hAnsi="Arial"/>
-                <w:b w:val="false"/>
-                <w:bCs w:val="false"/>
-                <w:i w:val="false"/>
-                <w:iCs w:val="false"/>
-                <w:sz w:val="20"/>
-                <w:szCs w:val="20"/>
-              </w:rPr>
-              <w:t xml:space="preserve">04-07-26 04:30</w:t>
+              <w:t>04-08-26 18:13</w:t>
             </w:r>
           </w:p>
         </w:tc>
@@ -6602,6 +6584,165 @@
                 <w:szCs w:val="20"/>
               </w:rPr>
               <w:t xml:space="preserve">Field-level security: restricted to Client Administrator and above. Hidden from Mentors.</w:t>
+            </w:r>
+          </w:p>
+        </w:tc>
+      </w:tr>
+      <w:tr>
+        <w:tc>
+          <w:tcPr>
+            <w:tcW w:type="dxa" w:w="2200"/>
+            <w:tcBorders>
+              <w:top w:val="single" w:color="AAAAAA" w:sz="1"/>
+              <w:left w:val="single" w:color="AAAAAA" w:sz="1"/>
+              <w:bottom w:val="single" w:color="AAAAAA" w:sz="1"/>
+              <w:right w:val="single" w:color="AAAAAA" w:sz="1"/>
+            </w:tcBorders>
+            <w:tcMar>
+              <w:top w:type="dxa" w:w="60"/>
+              <w:left w:type="dxa" w:w="100"/>
+              <w:bottom w:type="dxa" w:w="60"/>
+              <w:right w:type="dxa" w:w="100"/>
+            </w:tcMar>
+          </w:tcPr>
+          <w:p>
+            <w:r>
+              <w:t xml:space="preserve">clientStatus</w:t>
+            </w:r>
+          </w:p>
+        </w:tc>
+        <w:tc>
+          <w:tcPr>
+            <w:tcW w:type="dxa" w:w="1100"/>
+            <w:tcBorders>
+              <w:top w:val="single" w:color="AAAAAA" w:sz="1"/>
+              <w:left w:val="single" w:color="AAAAAA" w:sz="1"/>
+              <w:bottom w:val="single" w:color="AAAAAA" w:sz="1"/>
+              <w:right w:val="single" w:color="AAAAAA" w:sz="1"/>
+            </w:tcBorders>
+            <w:tcMar>
+              <w:top w:type="dxa" w:w="60"/>
+              <w:left w:type="dxa" w:w="100"/>
+              <w:bottom w:type="dxa" w:w="60"/>
+              <w:right w:type="dxa" w:w="100"/>
+            </w:tcMar>
+          </w:tcPr>
+          <w:p>
+            <w:r>
+              <w:t xml:space="preserve">enum</w:t>
+            </w:r>
+          </w:p>
+        </w:tc>
+        <w:tc>
+          <w:tcPr>
+            <w:tcW w:type="dxa" w:w="800"/>
+            <w:tcBorders>
+              <w:top w:val="single" w:color="AAAAAA" w:sz="1"/>
+              <w:left w:val="single" w:color="AAAAAA" w:sz="1"/>
+              <w:bottom w:val="single" w:color="AAAAAA" w:sz="1"/>
+              <w:right w:val="single" w:color="AAAAAA" w:sz="1"/>
+            </w:tcBorders>
+            <w:tcMar>
+              <w:top w:type="dxa" w:w="60"/>
+              <w:left w:type="dxa" w:w="100"/>
+              <w:bottom w:type="dxa" w:w="60"/>
+              <w:right w:type="dxa" w:w="100"/>
+            </w:tcMar>
+          </w:tcPr>
+          <w:p>
+            <w:r>
+              <w:t xml:space="preserve">No</w:t>
+            </w:r>
+          </w:p>
+        </w:tc>
+        <w:tc>
+          <w:tcPr>
+            <w:tcW w:type="dxa" w:w="2400"/>
+            <w:tcBorders>
+              <w:top w:val="single" w:color="AAAAAA" w:sz="1"/>
+              <w:left w:val="single" w:color="AAAAAA" w:sz="1"/>
+              <w:bottom w:val="single" w:color="AAAAAA" w:sz="1"/>
+              <w:right w:val="single" w:color="AAAAAA" w:sz="1"/>
+            </w:tcBorders>
+            <w:tcMar>
+              <w:top w:type="dxa" w:w="60"/>
+              <w:left w:type="dxa" w:w="100"/>
+              <w:bottom w:type="dxa" w:w="60"/>
+              <w:right w:type="dxa" w:w="100"/>
+            </w:tcMar>
+          </w:tcPr>
+          <w:p>
+            <w:r>
+              <w:t xml:space="preserve">TBD pending CBM leadership input — see CR-MARKETING-ISS-004. Straw man: Prospect, Applicant, Active Client, On Hold, Former Client</w:t>
+            </w:r>
+          </w:p>
+        </w:tc>
+        <w:tc>
+          <w:tcPr>
+            <w:tcW w:type="dxa" w:w="1000"/>
+            <w:tcBorders>
+              <w:top w:val="single" w:color="AAAAAA" w:sz="1"/>
+              <w:left w:val="single" w:color="AAAAAA" w:sz="1"/>
+              <w:bottom w:val="single" w:color="AAAAAA" w:sz="1"/>
+              <w:right w:val="single" w:color="AAAAAA" w:sz="1"/>
+            </w:tcBorders>
+            <w:tcMar>
+              <w:top w:type="dxa" w:w="60"/>
+              <w:left w:type="dxa" w:w="100"/>
+              <w:bottom w:type="dxa" w:w="60"/>
+              <w:right w:type="dxa" w:w="100"/>
+            </w:tcMar>
+          </w:tcPr>
+          <w:p>
+            <w:r>
+              <w:t xml:space="preserve">Prospect</w:t>
+            </w:r>
+          </w:p>
+        </w:tc>
+        <w:tc>
+          <w:tcPr>
+            <w:tcW w:type="dxa" w:w="1860"/>
+            <w:tcBorders>
+              <w:top w:val="single" w:color="AAAAAA" w:sz="1"/>
+              <w:left w:val="single" w:color="AAAAAA" w:sz="1"/>
+              <w:bottom w:val="single" w:color="AAAAAA" w:sz="1"/>
+              <w:right w:val="single" w:color="AAAAAA" w:sz="1"/>
+            </w:tcBorders>
+            <w:tcMar>
+              <w:top w:type="dxa" w:w="60"/>
+              <w:left w:type="dxa" w:w="100"/>
+              <w:bottom w:type="dxa" w:w="60"/>
+              <w:right w:type="dxa" w:w="100"/>
+            </w:tcMar>
+          </w:tcPr>
+          <w:p>
+            <w:r>
+              <w:t xml:space="preserve">CR-MARKETING SDO</w:t>
+            </w:r>
+          </w:p>
+        </w:tc>
+      </w:tr>
+      <w:tr>
+        <w:tc>
+          <w:tcPr>
+            <w:tcW w:type="dxa" w:w="9360"/>
+            <w:gridSpan w:val="6"/>
+            <w:tcBorders>
+              <w:top w:val="single" w:color="AAAAAA" w:sz="1"/>
+              <w:left w:val="single" w:color="AAAAAA" w:sz="1"/>
+              <w:bottom w:val="single" w:color="AAAAAA" w:sz="1"/>
+              <w:right w:val="single" w:color="AAAAAA" w:sz="1"/>
+            </w:tcBorders>
+            <w:tcMar>
+              <w:top w:type="dxa" w:w="40"/>
+              <w:left w:type="dxa" w:w="100"/>
+              <w:bottom w:type="dxa" w:w="80"/>
+              <w:right w:type="dxa" w:w="100"/>
+            </w:tcMar>
+          </w:tcPr>
+          <w:p>
+            <w:r>
+              <w:t xml:space="preserve">Client-relationship lifecycle of a client company. Tracks where the company is in their relationship with CBM, from initial marketing-stage prospect through active engagement to former client. Set to Prospect at Account creation when the Account is first created via a CR-MARKETING pathway with company information provided. Transitions to Applicant at MN-INTAKE when a linked Contact submits an application (or a new Account is created at Applicant if none exists, using the existing pre-startup naming logic from MN-INTAKE-REQ-008). Distinct from Contact.prospectStatus, which tracks the marketing-funnel state of an individual person. The two fields answer different questions: Account.clientStatus is about the company's relationship with CBM; Contact.prospectStatus is about an individual's marketing engagement. Multiple Contacts can be linked to the same Account at the same engagement, and the Account-level clientStatus correctly represents the relationship without ambiguity from any individual Contact's prospectStatus. Closes ACT-ISS-001. Source: CR-MARKETING Sub-Domain Overview v1.0. Domains: CR, MN.</w:t>
             </w:r>
           </w:p>
         </w:tc>
@@ -13613,6 +13754,14 @@
     </w:p>
     <w:p>
       <w:pPr>
+        <w:spacing w:after="120"/>
+      </w:pPr>
+      <w:r>
+        <w:t xml:space="preserve">Native website field as Account matching signal. The native website field on Account is the primary signal for prospect-Contact-to-Account matching under the Universal Contact-Creation Rules formalized in the CR-MARKETING Sub-Domain Overview v1.0. When a Contact is created via any CR-MARKETING pathway (web inquiry form, list import, single-record creation) with a website value, the system normalizes the domain (lowercase, protocol stripped, leading www stripped) and looks for an existing Account with a matching normalized website. Website match takes precedence over exact name match in the Account precedence ladder because the website is a more reliable identifier of where someone actually works than a free-text company name string. No new website-related field is added; the existing native field carries this responsibility.</w:t>
+      </w:r>
+    </w:p>
+    <w:p>
+      <w:pPr>
         <w:pStyle w:val="Heading1"/>
         <w:spacing w:after="120" w:before="360"/>
       </w:pPr>
@@ -13764,16 +13913,7 @@
           </w:tcPr>
           <w:p>
             <w:r>
-              <w:rPr>
-                <w:rFonts w:ascii="Arial" w:cs="Arial" w:eastAsia="Arial" w:hAnsi="Arial"/>
-                <w:b w:val="false"/>
-                <w:bCs w:val="false"/>
-                <w:i w:val="false"/>
-                <w:iCs w:val="false"/>
-                <w:sz w:val="20"/>
-                <w:szCs w:val="20"/>
-              </w:rPr>
-              <w:t xml:space="preserve">Client lifecycle field not yet defined. The Client account type does not have a lifecycle status field analogous to partnerStatus or funderStatus. The MN domain manages lifecycle at the Engagement level, not the Account level. Whether a client-level lifecycle field is needed will be determined during CR domain process definition. Carried forward from EI-ISS-007.</w:t>
+              <w:t>CLOSED (v1.2): Resolved by the clientStatus field added to Section 3.2 (Client-Specific Fields) by the CR-MARKETING Sub-Domain Overview v1.0. The Account-level client lifecycle is now tracked via clientStatus, paired with Contact.prospectStatus on the Contact entity for the marketing-funnel state of individual people. The two fields answer different questions and cannot drift because they measure different things.</w:t>
             </w:r>
           </w:p>
         </w:tc>
@@ -13960,16 +14100,7 @@
           </w:tcPr>
           <w:p>
             <w:r>
-              <w:rPr>
-                <w:rFonts w:ascii="Arial" w:cs="Arial" w:eastAsia="Arial" w:hAnsi="Arial"/>
-                <w:b w:val="false"/>
-                <w:bCs w:val="false"/>
-                <w:i w:val="false"/>
-                <w:iCs w:val="false"/>
-                <w:sz w:val="20"/>
-                <w:szCs w:val="20"/>
-              </w:rPr>
-              <w:t xml:space="preserve">Geographic Service Area field format: free text vs. controlled list of Northeast Ohio geographies has not been decided. Carried forward from CR-ISS-002.</w:t>
+              <w:t>Geographic Service Area field format: free text vs. controlled list of Northeast Ohio geographies has not been decided. Carried forward from CR-ISS-002. Superseded in scope by CR-MARKETING-ISS-001 (geographic targeting model deferred to stakeholder input). The two issues will be resolved jointly when stakeholder input on partner count, sub-county prevalence, master list maintenance, and required precision is available.</w:t>
             </w:r>
           </w:p>
         </w:tc>
@@ -14594,6 +14725,150 @@
                 <w:szCs w:val="20"/>
               </w:rPr>
               <w:t xml:space="preserve">Client lifecycle field deferred to CR domain process definition (ACT-ISS-001). The MN domain manages lifecycle at the Engagement level. Whether a client-level account status is needed depends on CR domain requirements.</w:t>
+            </w:r>
+          </w:p>
+        </w:tc>
+      </w:tr>
+      <w:tr>
+        <w:tc>
+          <w:tcPr>
+            <w:tcW w:type="dxa" w:w="1500"/>
+            <w:tcBorders>
+              <w:top w:val="single" w:color="AAAAAA" w:sz="1"/>
+              <w:left w:val="single" w:color="AAAAAA" w:sz="1"/>
+              <w:bottom w:val="single" w:color="AAAAAA" w:sz="1"/>
+              <w:right w:val="single" w:color="AAAAAA" w:sz="1"/>
+            </w:tcBorders>
+            <w:shd w:fill="F2F7FB" w:val="clear"/>
+            <w:tcMar>
+              <w:top w:type="dxa" w:w="60"/>
+              <w:left w:type="dxa" w:w="100"/>
+              <w:bottom w:type="dxa" w:w="60"/>
+              <w:right w:type="dxa" w:w="100"/>
+            </w:tcMar>
+          </w:tcPr>
+          <w:p>
+            <w:r>
+              <w:t>ACT-DEC-009</w:t>
+            </w:r>
+          </w:p>
+        </w:tc>
+        <w:tc>
+          <w:tcPr>
+            <w:tcW w:type="dxa" w:w="7860"/>
+            <w:tcBorders>
+              <w:top w:val="single" w:color="AAAAAA" w:sz="1"/>
+              <w:left w:val="single" w:color="AAAAAA" w:sz="1"/>
+              <w:bottom w:val="single" w:color="AAAAAA" w:sz="1"/>
+              <w:right w:val="single" w:color="AAAAAA" w:sz="1"/>
+            </w:tcBorders>
+            <w:shd w:fill="F2F7FB" w:val="clear"/>
+            <w:tcMar>
+              <w:top w:type="dxa" w:w="60"/>
+              <w:left w:type="dxa" w:w="100"/>
+              <w:bottom w:type="dxa" w:w="60"/>
+              <w:right w:type="dxa" w:w="100"/>
+            </w:tcMar>
+          </w:tcPr>
+          <w:p>
+            <w:r>
+              <w:t>clientStatus is the Account-level client-relationship lifecycle field, paired with Contact.prospectStatus on the Contact entity. The two fields answer different questions and cannot drift because they measure different things. clientStatus tracks the company's relationship with CBM; prospectStatus tracks an individual's marketing engagement. Multiple Contacts at the same Account share a single clientStatus without ambiguity. Source: CR-MARKETING Sub-Domain Overview v1.0.</w:t>
+            </w:r>
+          </w:p>
+        </w:tc>
+      </w:tr>
+      <w:tr>
+        <w:tc>
+          <w:tcPr>
+            <w:tcW w:type="dxa" w:w="1500"/>
+            <w:tcBorders>
+              <w:top w:val="single" w:color="AAAAAA" w:sz="1"/>
+              <w:left w:val="single" w:color="AAAAAA" w:sz="1"/>
+              <w:bottom w:val="single" w:color="AAAAAA" w:sz="1"/>
+              <w:right w:val="single" w:color="AAAAAA" w:sz="1"/>
+            </w:tcBorders>
+            <w:shd w:fill="F2F7FB" w:val="clear"/>
+            <w:tcMar>
+              <w:top w:type="dxa" w:w="60"/>
+              <w:left w:type="dxa" w:w="100"/>
+              <w:bottom w:type="dxa" w:w="60"/>
+              <w:right w:type="dxa" w:w="100"/>
+            </w:tcMar>
+          </w:tcPr>
+          <w:p>
+            <w:r>
+              <w:t>ACT-DEC-010</w:t>
+            </w:r>
+          </w:p>
+        </w:tc>
+        <w:tc>
+          <w:tcPr>
+            <w:tcW w:type="dxa" w:w="7860"/>
+            <w:tcBorders>
+              <w:top w:val="single" w:color="AAAAAA" w:sz="1"/>
+              <w:left w:val="single" w:color="AAAAAA" w:sz="1"/>
+              <w:bottom w:val="single" w:color="AAAAAA" w:sz="1"/>
+              <w:right w:val="single" w:color="AAAAAA" w:sz="1"/>
+            </w:tcBorders>
+            <w:shd w:fill="F2F7FB" w:val="clear"/>
+            <w:tcMar>
+              <w:top w:type="dxa" w:w="60"/>
+              <w:left w:type="dxa" w:w="100"/>
+              <w:bottom w:type="dxa" w:w="60"/>
+              <w:right w:type="dxa" w:w="100"/>
+            </w:tcMar>
+          </w:tcPr>
+          <w:p>
+            <w:r>
+              <w:t>clientStatus is set to Prospect at Account creation when an Account is first created via a CR-MARKETING pathway with company information provided. It transitions to Applicant at MN-INTAKE when a linked Contact submits an application, or a new Account is created at Applicant if none existed (using existing pre-startup naming logic from MN-INTAKE-REQ-008). Source: CR-MARKETING Sub-Domain Overview v1.0.</w:t>
+            </w:r>
+          </w:p>
+        </w:tc>
+      </w:tr>
+      <w:tr>
+        <w:tc>
+          <w:tcPr>
+            <w:tcW w:type="dxa" w:w="1500"/>
+            <w:tcBorders>
+              <w:top w:val="single" w:color="AAAAAA" w:sz="1"/>
+              <w:left w:val="single" w:color="AAAAAA" w:sz="1"/>
+              <w:bottom w:val="single" w:color="AAAAAA" w:sz="1"/>
+              <w:right w:val="single" w:color="AAAAAA" w:sz="1"/>
+            </w:tcBorders>
+            <w:shd w:fill="F2F7FB" w:val="clear"/>
+            <w:tcMar>
+              <w:top w:type="dxa" w:w="60"/>
+              <w:left w:type="dxa" w:w="100"/>
+              <w:bottom w:type="dxa" w:w="60"/>
+              <w:right w:type="dxa" w:w="100"/>
+            </w:tcMar>
+          </w:tcPr>
+          <w:p>
+            <w:r>
+              <w:t>ACT-DEC-011</w:t>
+            </w:r>
+          </w:p>
+        </w:tc>
+        <w:tc>
+          <w:tcPr>
+            <w:tcW w:type="dxa" w:w="7860"/>
+            <w:tcBorders>
+              <w:top w:val="single" w:color="AAAAAA" w:sz="1"/>
+              <w:left w:val="single" w:color="AAAAAA" w:sz="1"/>
+              <w:bottom w:val="single" w:color="AAAAAA" w:sz="1"/>
+              <w:right w:val="single" w:color="AAAAAA" w:sz="1"/>
+            </w:tcBorders>
+            <w:shd w:fill="F2F7FB" w:val="clear"/>
+            <w:tcMar>
+              <w:top w:type="dxa" w:w="60"/>
+              <w:left w:type="dxa" w:w="100"/>
+              <w:bottom w:type="dxa" w:w="60"/>
+              <w:right w:type="dxa" w:w="100"/>
+            </w:tcMar>
+          </w:tcPr>
+          <w:p>
+            <w:r>
+              <w:t>The native website field is the primary signal for prospect-Contact-to-Account matching under the Universal Contact-Creation Rules. Website match (normalized: lowercase, protocol stripped, leading www stripped) takes precedence over exact name match in the Account precedence ladder. The native field is reused; no new website-related field is added. Source: CR-MARKETING Sub-Domain Overview v1.0.</w:t>
             </w:r>
           </w:p>
         </w:tc>

--- a/PRDs/entities/Account-Entity-PRD.docx
+++ b/PRDs/entities/Account-Entity-PRD.docx
@@ -300,7 +300,7 @@
           </w:tcPr>
           <w:p>
             <w:r>
-              <w:t>1.2</w:t>
+              <w:t>1.3</w:t>
             </w:r>
           </w:p>
         </w:tc>
@@ -421,7 +421,7 @@
           </w:tcPr>
           <w:p>
             <w:r>
-              <w:t>04-08-26 18:13</w:t>
+              <w:t>04-09-26 10:05</w:t>
             </w:r>
           </w:p>
         </w:tc>
@@ -13757,7 +13757,7 @@
         <w:spacing w:after="120"/>
       </w:pPr>
       <w:r>
-        <w:t xml:space="preserve">Native website field as Account matching signal. The native website field on Account is the primary signal for prospect-Contact-to-Account matching under the Universal Contact-Creation Rules formalized in the CR-MARKETING Sub-Domain Overview v1.0. When a Contact is created via any CR-MARKETING pathway (web inquiry form, list import, single-record creation) with a website value, the system normalizes the domain (lowercase, protocol stripped, leading www stripped) and looks for an existing Account with a matching normalized website. Website match takes precedence over exact name match in the Account precedence ladder because the website is a more reliable identifier of where someone actually works than a free-text company name string. No new website-related field is added; the existing native field carries this responsibility.</w:t>
+        <w:t xml:space="preserve">Native website field as Account matching signal. The native website field on Account is the primary signal for prospect-Contact-to-Account matching under the Universal Contact-Creation Rules formalized in the CR-MARKETING Sub-Domain Overview v1.1. When a Contact is created via any CR-MARKETING pathway (web inquiry form, list import, single-record creation) with a website value, the system normalizes the domain (lowercase, protocol stripped, leading www stripped) and looks for an existing Account with a matching normalized website. The website domain is the only signal trusted for automatic linking in the Account precedence ladder. Name-based matching is not performed during creation, because two unrelated firms can legitimately share a name and the system cannot distinguish them without the website signal — automatically linking a Contact to the wrong company is a confidentiality and data-integrity risk that outweighs the cleanup cost of occasional duplicate Accounts. The Client Recruiter handles any duplicate Accounts via routine data hygiene. No new website-related field is added; the existing native field carries this responsibility.</w:t>
       </w:r>
     </w:p>
     <w:p>
@@ -14868,7 +14868,7 @@
           </w:tcPr>
           <w:p>
             <w:r>
-              <w:t>The native website field is the primary signal for prospect-Contact-to-Account matching under the Universal Contact-Creation Rules. Website match (normalized: lowercase, protocol stripped, leading www stripped) takes precedence over exact name match in the Account precedence ladder. The native field is reused; no new website-related field is added. Source: CR-MARKETING Sub-Domain Overview v1.0.</w:t>
+              <w:t>The native website field is the only signal trusted for automatic linking in the Account precedence ladder under the Universal Contact-Creation Rules. The ladder is two-step: (1) website domain match (normalized: lowercase, protocol stripped, leading www stripped), (2) manual or new — the system creates a new Account when no website match exists, with no name-based or fuzzy-match suggestions. Name-based linking is not performed because two unrelated firms can share a name; the Client Recruiter handles any duplicate Accounts via routine data hygiene. The native field is reused; no new website-related field is added. Source: CR-MARKETING Sub-Domain Overview v1.1.</w:t>
             </w:r>
           </w:p>
         </w:tc>

--- a/PRDs/entities/Account-Entity-PRD.docx
+++ b/PRDs/entities/Account-Entity-PRD.docx
@@ -300,7 +300,7 @@
           </w:tcPr>
           <w:p>
             <w:r>
-              <w:t>1.3</w:t>
+              <w:t>1.4</w:t>
             </w:r>
           </w:p>
         </w:tc>
@@ -421,7 +421,7 @@
           </w:tcPr>
           <w:p>
             <w:r>
-              <w:t>04-09-26 10:05</w:t>
+              <w:t>04-15-26 23:20</w:t>
             </w:r>
           </w:p>
         </w:tc>
@@ -917,6 +917,70 @@
                 <w:szCs w:val="20"/>
               </w:rPr>
               <w:t xml:space="preserve">Yes</w:t>
+            </w:r>
+          </w:p>
+        </w:tc>
+      </w:tr>
+      <w:tr>
+        <w:tc>
+          <w:tcPr>
+            <w:tcW w:type="dxa" w:w="2800"/>
+            <w:tcBorders>
+              <w:top w:val="single" w:color="AAAAAA" w:sz="1"/>
+              <w:left w:val="single" w:color="AAAAAA" w:sz="1"/>
+              <w:bottom w:val="single" w:color="AAAAAA" w:sz="1"/>
+              <w:right w:val="single" w:color="AAAAAA" w:sz="1"/>
+            </w:tcBorders>
+            <w:tcMar>
+              <w:top w:type="dxa" w:w="60"/>
+              <w:left w:type="dxa" w:w="100"/>
+              <w:bottom w:type="dxa" w:w="60"/>
+              <w:right w:type="dxa" w:w="100"/>
+            </w:tcMar>
+          </w:tcPr>
+          <w:p>
+            <w:r>
+              <w:rPr>
+                <w:rFonts w:ascii="Arial" w:cs="Arial" w:eastAsia="Arial" w:hAnsi="Arial"/>
+                <w:b/>
+                <w:bCs/>
+                <w:i w:val="false"/>
+                <w:iCs w:val="false"/>
+                <w:sz w:val="20"/>
+                <w:szCs w:val="20"/>
+              </w:rPr>
+              <w:t>Primary Domain</w:t>
+            </w:r>
+          </w:p>
+        </w:tc>
+        <w:tc>
+          <w:tcPr>
+            <w:tcW w:type="dxa" w:w="6560"/>
+            <w:tcBorders>
+              <w:top w:val="single" w:color="AAAAAA" w:sz="1"/>
+              <w:left w:val="single" w:color="AAAAAA" w:sz="1"/>
+              <w:bottom w:val="single" w:color="AAAAAA" w:sz="1"/>
+              <w:right w:val="single" w:color="AAAAAA" w:sz="1"/>
+            </w:tcBorders>
+            <w:tcMar>
+              <w:top w:type="dxa" w:w="60"/>
+              <w:left w:type="dxa" w:w="100"/>
+              <w:bottom w:type="dxa" w:w="60"/>
+              <w:right w:type="dxa" w:w="100"/>
+            </w:tcMar>
+          </w:tcPr>
+          <w:p>
+            <w:r>
+              <w:rPr>
+                <w:rFonts w:ascii="Arial" w:cs="Arial" w:eastAsia="Arial" w:hAnsi="Arial"/>
+                <w:b w:val="false"/>
+                <w:bCs w:val="false"/>
+                <w:i w:val="false"/>
+                <w:iCs w:val="false"/>
+                <w:sz w:val="20"/>
+                <w:szCs w:val="20"/>
+              </w:rPr>
+              <w:t>Mentoring (MN)</w:t>
             </w:r>
           </w:p>
         </w:tc>

--- a/PRDs/entities/Account-Entity-PRD.docx
+++ b/PRDs/entities/Account-Entity-PRD.docx
@@ -300,7 +300,7 @@
           </w:tcPr>
           <w:p>
             <w:r>
-              <w:t>1.4</w:t>
+              <w:t>1.5</w:t>
             </w:r>
           </w:p>
         </w:tc>
@@ -421,7 +421,7 @@
           </w:tcPr>
           <w:p>
             <w:r>
-              <w:t>04-15-26 23:20</w:t>
+              <w:t>04-16-26 00:45</w:t>
             </w:r>
           </w:p>
         </w:tc>
@@ -6807,6 +6807,81 @@
           <w:p>
             <w:r>
               <w:t xml:space="preserve">Client-relationship lifecycle of a client company. Tracks where the company is in their relationship with CBM, from initial marketing-stage prospect through active engagement to former client. Set to Prospect at Account creation when the Account is first created via a CR-MARKETING pathway with company information provided. Transitions to Applicant at MN-INTAKE when a linked Contact submits an application (or a new Account is created at Applicant if none exists, using the existing pre-startup naming logic from MN-INTAKE-REQ-008). Distinct from Contact.prospectStatus, which tracks the marketing-funnel state of an individual person. The two fields answer different questions: Account.clientStatus is about the company's relationship with CBM; Contact.prospectStatus is about an individual's marketing engagement. Multiple Contacts can be linked to the same Account at the same engagement, and the Account-level clientStatus correctly represents the relationship without ambiguity from any individual Contact's prospectStatus. Closes ACT-ISS-001. Source: CR-MARKETING Sub-Domain Overview v1.0. Domains: CR, MN.</w:t>
+            </w:r>
+          </w:p>
+        </w:tc>
+      </w:tr>
+      <w:tr>
+        <w:tc>
+          <w:tcPr>
+            <w:tcW w:type="dxa" w:w="2200"/>
+          </w:tcPr>
+          <w:p>
+            <w:r>
+              <w:t>applicantSince</w:t>
+            </w:r>
+          </w:p>
+        </w:tc>
+        <w:tc>
+          <w:tcPr>
+            <w:tcW w:type="dxa" w:w="1100"/>
+          </w:tcPr>
+          <w:p>
+            <w:r>
+              <w:t>datetime</w:t>
+            </w:r>
+          </w:p>
+        </w:tc>
+        <w:tc>
+          <w:tcPr>
+            <w:tcW w:type="dxa" w:w="800"/>
+          </w:tcPr>
+          <w:p>
+            <w:r>
+              <w:t>No</w:t>
+            </w:r>
+          </w:p>
+        </w:tc>
+        <w:tc>
+          <w:tcPr>
+            <w:tcW w:type="dxa" w:w="2400"/>
+          </w:tcPr>
+          <w:p>
+            <w:r>
+              <w:t>—</w:t>
+            </w:r>
+          </w:p>
+        </w:tc>
+        <w:tc>
+          <w:tcPr>
+            <w:tcW w:type="dxa" w:w="1000"/>
+          </w:tcPr>
+          <w:p>
+            <w:r>
+              <w:t>— (system-populated by MN-INTAKE)</w:t>
+            </w:r>
+          </w:p>
+        </w:tc>
+        <w:tc>
+          <w:tcPr>
+            <w:tcW w:type="dxa" w:w="1860"/>
+          </w:tcPr>
+          <w:p>
+            <w:r>
+              <w:t>ACT-FLD-001</w:t>
+            </w:r>
+          </w:p>
+        </w:tc>
+      </w:tr>
+      <w:tr>
+        <w:tc>
+          <w:tcPr>
+            <w:tcW w:type="dxa" w:w="9360"/>
+            <w:gridSpan w:val="6"/>
+          </w:tcPr>
+          <w:p>
+            <w:r>
+              <w:t>Timestamp recording when this Account’s clientStatus first transitioned to Applicant. System-populated by MN-INTAKE (REQ-011, pending update). The “if currently null” guard ensures the timestamp records the first time the account reached Applicant status, not subsequent re-applications. Used by CR-EVENTS-CONVERT as the application-side anchor for conversion window calculation. Source: CR-EVENTS-CONVERT v1.0. Domains: CR, MN.</w:t>
             </w:r>
           </w:p>
         </w:tc>

--- a/PRDs/entities/Account-Entity-PRD.docx
+++ b/PRDs/entities/Account-Entity-PRD.docx
@@ -421,7 +421,7 @@
           </w:tcPr>
           <w:p>
             <w:r>
-              <w:t>04-16-26 00:45</w:t>
+              <w:t>04-16-26 23:29</w:t>
             </w:r>
           </w:p>
         </w:tc>
@@ -6868,7 +6868,7 @@
           </w:tcPr>
           <w:p>
             <w:r>
-              <w:t>ACT-FLD-001</w:t>
+              <w:t>CR-EVENTS-CONVERT-DAT-025</w:t>
             </w:r>
           </w:p>
         </w:tc>
@@ -6881,7 +6881,7 @@
           </w:tcPr>
           <w:p>
             <w:r>
-              <w:t>Timestamp recording when this Account’s clientStatus first transitioned to Applicant. System-populated by MN-INTAKE (REQ-011, pending update). The “if currently null” guard ensures the timestamp records the first time the account reached Applicant status, not subsequent re-applications. Used by CR-EVENTS-CONVERT as the application-side anchor for conversion window calculation. Source: CR-EVENTS-CONVERT v1.0. Domains: CR, MN.</w:t>
+              <w:t>Timestamp recording when this Account’s clientStatus first transitioned to Applicant. System-populated by MN-INTAKE (REQ-011, updated in v2.4). The “if currently null” guard ensures the timestamp records the first time the account reached Applicant status, not subsequent re-applications. Used by CR-EVENTS-CONVERT as the application-side anchor for conversion window calculation. Source: CR-EVENTS-CONVERT v1.0. Domains: CR, MN.</w:t>
             </w:r>
           </w:p>
         </w:tc>

--- a/PRDs/entities/Account-Entity-PRD.docx
+++ b/PRDs/entities/Account-Entity-PRD.docx
@@ -300,7 +300,7 @@
           </w:tcPr>
           <w:p>
             <w:r>
-              <w:t>1.5</w:t>
+              <w:t>1.6</w:t>
             </w:r>
           </w:p>
         </w:tc>
@@ -421,7 +421,7 @@
           </w:tcPr>
           <w:p>
             <w:r>
-              <w:t>04-16-26 23:29</w:t>
+              <w:t>04-18-26 09:00</w:t>
             </w:r>
           </w:p>
         </w:tc>
@@ -5990,7 +5990,7 @@
                 <w:sz w:val="20"/>
                 <w:szCs w:val="20"/>
               </w:rPr>
-              <w:t xml:space="preserve">20 top-level NAICS sectors</w:t>
+              <w:t xml:space="preserve">Agriculture, Forestry, Fishing and Hunting; Mining, Quarrying, and Oil and Gas Extraction; Utilities; Construction; Manufacturing; Wholesale Trade; Retail Trade; Transportation and Warehousing; Information; Finance and Insurance; Real Estate and Rental and Leasing; Professional, Scientific, and Technical Services; Management of Companies and Enterprises; Administrative and Support and Waste Management; Educational Services; Health Care and Social Assistance; Arts, Entertainment, and Recreation; Accommodation and Food Services; Other Services (except Public Administration); Public Administration</w:t>
             </w:r>
           </w:p>
         </w:tc>
@@ -6088,7 +6088,7 @@
                 <w:sz w:val="20"/>
                 <w:szCs w:val="20"/>
               </w:rPr>
-              <w:t xml:space="preserve">The primary industry sector based on NAICS. Used for mentor matching (compared against the mentor’s industrySectors field) and impact reporting. Drives the Industry Subsector filter. Values must align with the industrySectors field on the Mentor Contact. </w:t>
+              <w:t xml:space="preserve">The primary industry sector based on NAICS. 20 standard NAICS two-digit sector titles explicitly enumerated per MR-Y9-EXC-001. This field is an enum (single-select) on Account; the corresponding Contact.industrySectors field is a multiEnum (multi-select). Used for mentor matching (compared against the mentor’s industrySectors field) and impact reporting. Drives the Industry Subsector filter. Values must align with the industrySectors field on the Mentor Contact. </w:t>
             </w:r>
             <w:r>
               <w:rPr>
@@ -15012,6 +15012,52 @@
           </w:p>
         </w:tc>
       </w:tr>
+      <w:tr>
+        <w:tc>
+          <w:tcPr>
+            <w:tcW w:type="dxa" w:w="1500"/>
+            <w:tcBorders>
+              <w:top w:val="single" w:color="AAAAAA" w:sz="1"/>
+              <w:left w:val="single" w:color="AAAAAA" w:sz="1"/>
+              <w:bottom w:val="single" w:color="AAAAAA" w:sz="1"/>
+              <w:right w:val="single" w:color="AAAAAA" w:sz="1"/>
+            </w:tcBorders>
+            <w:tcMar>
+              <w:top w:type="dxa" w:w="60"/>
+              <w:left w:type="dxa" w:w="100"/>
+              <w:bottom w:type="dxa" w:w="60"/>
+              <w:right w:type="dxa" w:w="100"/>
+            </w:tcMar>
+          </w:tcPr>
+          <w:p>
+            <w:r>
+              <w:t>ACT-DEC-012</w:t>
+            </w:r>
+          </w:p>
+        </w:tc>
+        <w:tc>
+          <w:tcPr>
+            <w:tcW w:type="dxa" w:w="7860"/>
+            <w:tcBorders>
+              <w:top w:val="single" w:color="AAAAAA" w:sz="1"/>
+              <w:left w:val="single" w:color="AAAAAA" w:sz="1"/>
+              <w:bottom w:val="single" w:color="AAAAAA" w:sz="1"/>
+              <w:right w:val="single" w:color="AAAAAA" w:sz="1"/>
+            </w:tcBorders>
+            <w:tcMar>
+              <w:top w:type="dxa" w:w="60"/>
+              <w:left w:type="dxa" w:w="100"/>
+              <w:bottom w:type="dxa" w:w="60"/>
+              <w:right w:type="dxa" w:w="100"/>
+            </w:tcMar>
+          </w:tcPr>
+          <w:p>
+            <w:r>
+              <w:t>Version 1.6: industrySector enum values explicitly enumerated with 20 standard NAICS two-digit sector titles per MR-Y9-EXC-001. Replaces the prior count-only reference. This field is an enum (single-select) on Account; the corresponding Contact.industrySectors is a multiEnum (multi-select). Values adopted from the archived legacy YAML and confirmed during the MR Phase 9 YAML Generation conversation.</w:t>
+            </w:r>
+          </w:p>
+        </w:tc>
+      </w:tr>
     </w:tbl>
     <w:sectPr>
       <w:headerReference w:type="default" r:id="rId7"/>

--- a/PRDs/entities/Account-Entity-PRD.docx
+++ b/PRDs/entities/Account-Entity-PRD.docx
@@ -300,7 +300,7 @@
           </w:tcPr>
           <w:p>
             <w:r>
-              <w:t>1.6</w:t>
+              <w:t>1.7</w:t>
             </w:r>
           </w:p>
         </w:tc>
@@ -421,7 +421,7 @@
           </w:tcPr>
           <w:p>
             <w:r>
-              <w:t>04-18-26 09:00</w:t>
+              <w:t>04-30-26 04:58</w:t>
             </w:r>
           </w:p>
         </w:tc>
@@ -9287,16 +9287,7 @@
           </w:tcPr>
           <w:p>
             <w:r>
-              <w:rPr>
-                <w:rFonts w:ascii="Arial" w:cs="Arial" w:eastAsia="Arial" w:hAnsi="Arial"/>
-                <w:b w:val="false"/>
-                <w:bCs w:val="false"/>
-                <w:i w:val="false"/>
-                <w:iCs w:val="false"/>
-                <w:sz w:val="20"/>
-                <w:szCs w:val="20"/>
-              </w:rPr>
-              <w:t xml:space="preserve">text</w:t>
+              <w:t>multiEnum</w:t>
             </w:r>
           </w:p>
         </w:tc>
@@ -9349,16 +9340,7 @@
           </w:tcPr>
           <w:p>
             <w:r>
-              <w:rPr>
-                <w:rFonts w:ascii="Arial" w:cs="Arial" w:eastAsia="Arial" w:hAnsi="Arial"/>
-                <w:b w:val="false"/>
-                <w:bCs w:val="false"/>
-                <w:i w:val="false"/>
-                <w:iCs w:val="false"/>
-                <w:sz w:val="20"/>
-                <w:szCs w:val="20"/>
-              </w:rPr>
-              <w:t xml:space="preserve">—</w:t>
+              <w:t>zip codes from master list</w:t>
             </w:r>
           </w:p>
         </w:tc>
@@ -9447,68 +9429,66 @@
           <w:p>
             <w:r>
               <w:rPr>
-                <w:rFonts w:ascii="Arial" w:cs="Arial" w:eastAsia="Arial" w:hAnsi="Arial"/>
-                <w:b w:val="false"/>
-                <w:bCs w:val="false"/>
-                <w:i w:val="false"/>
-                <w:iCs w:val="false"/>
+                <w:rFonts w:ascii="Arial" w:hAnsi="Arial"/>
+                <w:b w:val="0"/>
                 <w:color w:val="888888"/>
                 <w:sz w:val="20"/>
-                <w:szCs w:val="20"/>
-              </w:rPr>
-              <w:t xml:space="preserve">The geographic territory or community the partner primarily serves — for example, City of Cleveland, Cuyahoga County, Greater Akron. </w:t>
-            </w:r>
-            <w:r>
-              <w:rPr>
-                <w:rFonts w:ascii="Arial" w:cs="Arial" w:eastAsia="Arial" w:hAnsi="Arial"/>
+              </w:rPr>
+              <w:t xml:space="preserve">The geographic territory the organization primarily serves or funds, expressed as a list of zip codes. Used by Partner organizations to record their service area and by Donor/Sponsor organizations to record their funding territory for territory-based attribution reporting. </w:t>
+            </w:r>
+            <w:r>
+              <w:rPr>
+                <w:rFonts w:ascii="Arial" w:hAnsi="Arial"/>
                 <w:b/>
-                <w:bCs/>
-                <w:i w:val="false"/>
-                <w:iCs w:val="false"/>
                 <w:color w:val="888888"/>
                 <w:sz w:val="20"/>
-                <w:szCs w:val="20"/>
               </w:rPr>
               <w:t xml:space="preserve">Domains: </w:t>
             </w:r>
             <w:r>
               <w:rPr>
-                <w:rFonts w:ascii="Arial" w:cs="Arial" w:eastAsia="Arial" w:hAnsi="Arial"/>
-                <w:b w:val="false"/>
-                <w:bCs w:val="false"/>
-                <w:i w:val="false"/>
-                <w:iCs w:val="false"/>
+                <w:rFonts w:ascii="Arial" w:hAnsi="Arial"/>
+                <w:b w:val="0"/>
                 <w:color w:val="888888"/>
                 <w:sz w:val="20"/>
-                <w:szCs w:val="20"/>
-              </w:rPr>
-              <w:t xml:space="preserve">CR. </w:t>
-            </w:r>
-            <w:r>
-              <w:rPr>
-                <w:rFonts w:ascii="Arial" w:cs="Arial" w:eastAsia="Arial" w:hAnsi="Arial"/>
+              </w:rPr>
+              <w:t xml:space="preserve">CR, FU. </w:t>
+            </w:r>
+            <w:r>
+              <w:rPr>
+                <w:rFonts w:ascii="Arial" w:hAnsi="Arial"/>
                 <w:b/>
-                <w:bCs/>
-                <w:i w:val="false"/>
-                <w:iCs w:val="false"/>
                 <w:color w:val="888888"/>
                 <w:sz w:val="20"/>
-                <w:szCs w:val="20"/>
+              </w:rPr>
+              <w:t xml:space="preserve">Visibility: </w:t>
+            </w:r>
+            <w:r>
+              <w:rPr>
+                <w:rFonts w:ascii="Arial" w:hAnsi="Arial"/>
+                <w:b w:val="0"/>
+                <w:color w:val="888888"/>
+                <w:sz w:val="20"/>
+              </w:rPr>
+              <w:t xml:space="preserve">accountType has Partner OR accountType has Donor/Sponsor. </w:t>
+            </w:r>
+            <w:r>
+              <w:rPr>
+                <w:rFonts w:ascii="Arial" w:hAnsi="Arial"/>
+                <w:b/>
+                <w:color w:val="888888"/>
+                <w:sz w:val="20"/>
               </w:rPr>
               <w:t xml:space="preserve">Implementation: </w:t>
             </w:r>
             <w:r>
               <w:rPr>
-                <w:rFonts w:ascii="Arial" w:cs="Arial" w:eastAsia="Arial" w:hAnsi="Arial"/>
-                <w:b w:val="false"/>
-                <w:bCs w:val="false"/>
-                <w:i w:val="false"/>
-                <w:iCs w:val="false"/>
+                <w:rFonts w:ascii="Arial" w:hAnsi="Arial"/>
+                <w:b w:val="0"/>
                 <w:color w:val="888888"/>
                 <w:sz w:val="20"/>
-                <w:szCs w:val="20"/>
-              </w:rPr>
-              <w:t xml:space="preserve">Format (free text vs. controlled list) is an open issue — see ACT-ISS-004.</w:t>
+              </w:rPr>
+              <w:t>zip code values are queryable for set-membership against Contact addressPostalCode to support territory-based attribution. The Northeast Ohio zip code master list is defined during implementation. Format question (free text vs. controlled list) resolved by ACT-ISS-004 closure: structured zip code list.</w:t>
             </w:r>
           </w:p>
         </w:tc>
@@ -13416,7 +13396,7 @@
           <w:sz w:val="22"/>
           <w:szCs w:val="22"/>
         </w:rPr>
-        <w:t xml:space="preserve"> funderType, funderStatus, funderLifetimeGiving, funderNotes</w:t>
+        <w:t xml:space="preserve"> funderType, funderStatus, funderLifetimeGiving, funderNotes, geographicServiceArea (also defined in Section 3.3)</w:t>
       </w:r>
     </w:p>
     <w:p>
@@ -13632,7 +13612,7 @@
           <w:sz w:val="22"/>
           <w:szCs w:val="22"/>
         </w:rPr>
-        <w:t xml:space="preserve">funderType, funderStatus, funderLifetimeGiving, funderNotes.</w:t>
+        <w:t>funderType, funderStatus, funderLifetimeGiving, funderNotes, geographicServiceArea.</w:t>
       </w:r>
     </w:p>
     <w:p>
@@ -14239,7 +14219,8 @@
           </w:tcPr>
           <w:p>
             <w:r>
-              <w:t>Geographic Service Area field format: free text vs. controlled list of Northeast Ohio geographies has not been decided. Carried forward from CR-ISS-002. Superseded in scope by CR-MARKETING-ISS-001 (geographic targeting model deferred to stakeholder input). The two issues will be resolved jointly when stakeholder input on partner count, sub-county prevalence, master list maintenance, and required precision is available.</w:t>
+              <w:rPr/>
+              <w:t>CLOSED by FU-REPORT process definition session, 04-30-26. The field is restructured from free text to a structured multi-value zip code list, used for both Partner service areas and Donor/Sponsor funding territories. Master list of Northeast Ohio zip codes to be defined during implementation. CR-MARKETING-ISS-001 remains open in CR-MARKETING scope to the extent it covers questions beyond field format (campaign targeting model, master list maintenance ownership).</w:t>
             </w:r>
           </w:p>
         </w:tc>
@@ -15054,6 +15035,54 @@
           <w:p>
             <w:r>
               <w:t>Version 1.6: industrySector enum values explicitly enumerated with 20 standard NAICS two-digit sector titles per MR-Y9-EXC-001. Replaces the prior count-only reference. This field is an enum (single-select) on Account; the corresponding Contact.industrySectors is a multiEnum (multi-select). Values adopted from the archived legacy YAML and confirmed during the MR Phase 9 YAML Generation conversation.</w:t>
+            </w:r>
+          </w:p>
+        </w:tc>
+      </w:tr>
+      <w:tr>
+        <w:tc>
+          <w:tcPr>
+            <w:tcW w:type="dxa" w:w="1500"/>
+            <w:tcBorders>
+              <w:top w:val="single" w:color="AAAAAA" w:sz="1"/>
+              <w:left w:val="single" w:color="AAAAAA" w:sz="1"/>
+              <w:bottom w:val="single" w:color="AAAAAA" w:sz="1"/>
+              <w:right w:val="single" w:color="AAAAAA" w:sz="1"/>
+            </w:tcBorders>
+            <w:tcMar>
+              <w:top w:type="dxa" w:w="60"/>
+              <w:left w:type="dxa" w:w="100"/>
+              <w:bottom w:type="dxa" w:w="60"/>
+              <w:right w:type="dxa" w:w="100"/>
+            </w:tcMar>
+          </w:tcPr>
+          <w:p>
+            <w:r>
+              <w:rPr/>
+              <w:t>ACT-DEC-013</w:t>
+            </w:r>
+          </w:p>
+        </w:tc>
+        <w:tc>
+          <w:tcPr>
+            <w:tcW w:type="dxa" w:w="7860"/>
+            <w:tcBorders>
+              <w:top w:val="single" w:color="AAAAAA" w:sz="1"/>
+              <w:left w:val="single" w:color="AAAAAA" w:sz="1"/>
+              <w:bottom w:val="single" w:color="AAAAAA" w:sz="1"/>
+              <w:right w:val="single" w:color="AAAAAA" w:sz="1"/>
+            </w:tcBorders>
+            <w:tcMar>
+              <w:top w:type="dxa" w:w="60"/>
+              <w:left w:type="dxa" w:w="100"/>
+              <w:bottom w:type="dxa" w:w="60"/>
+              <w:right w:type="dxa" w:w="100"/>
+            </w:tcMar>
+          </w:tcPr>
+          <w:p>
+            <w:r>
+              <w:rPr/>
+              <w:t>Version 1.7: geographicServiceArea field restructured from text to multiEnum (structured zip code list). Visibility expanded from accountType has Partner only to accountType has Partner OR accountType has Donor/Sponsor. The field now supports both Partner service areas and Donor/Sponsor funding territories, queryable for set-membership against Contact addressPostalCode for territory-based attribution reporting. Section 5.3 dynamic logic and Section 6 Donor/Sponsor Profile Panel updated to show the field. ACT-ISS-004 closed. Source: FU-REPORT process definition session, 04-30-26. Carry-forward request at PRDs/FU/carry-forward/SESSION-PROMPT-carry-forward-account-territory-zipcode-list.md.</w:t>
             </w:r>
           </w:p>
         </w:tc>

--- a/PRDs/entities/Account-Entity-PRD.docx
+++ b/PRDs/entities/Account-Entity-PRD.docx
@@ -300,7 +300,10 @@
           </w:tcPr>
           <w:p>
             <w:r>
-              <w:t>1.7</w:t>
+              <w:rPr>
+                <w:rFonts w:ascii="Arial" w:hAnsi="Arial"/>
+              </w:rPr>
+              <w:t>1.8</w:t>
             </w:r>
           </w:p>
         </w:tc>
@@ -421,7 +424,10 @@
           </w:tcPr>
           <w:p>
             <w:r>
-              <w:t>04-30-26 04:58</w:t>
+              <w:rPr>
+                <w:rFonts w:ascii="Arial" w:hAnsi="Arial"/>
+              </w:rPr>
+              <w:t>04-30-26 14:15</w:t>
             </w:r>
           </w:p>
         </w:tc>
@@ -11388,6 +11394,556 @@
                 <w:szCs w:val="20"/>
               </w:rPr>
               <w:t xml:space="preserve">Field-level security: restricted to Donor/Sponsor Coordinator and above. Hidden from Mentors.</w:t>
+            </w:r>
+          </w:p>
+        </w:tc>
+      </w:tr>
+      <w:tr>
+        <w:tc>
+          <w:tcPr>
+            <w:tcW w:type="dxa" w:w="2200"/>
+            <w:tcBorders>
+              <w:top w:val="single" w:color="AAAAAA" w:sz="1"/>
+              <w:left w:val="single" w:color="AAAAAA" w:sz="1"/>
+              <w:bottom w:val="single" w:color="AAAAAA" w:sz="1"/>
+              <w:right w:val="single" w:color="AAAAAA" w:sz="1"/>
+            </w:tcBorders>
+            <w:tcMar>
+              <w:top w:type="dxa" w:w="60"/>
+              <w:left w:type="dxa" w:w="100"/>
+              <w:bottom w:type="dxa" w:w="60"/>
+              <w:right w:type="dxa" w:w="100"/>
+            </w:tcMar>
+          </w:tcPr>
+          <w:p>
+            <w:r>
+              <w:rPr>
+                <w:rFonts w:ascii="Arial" w:cs="Arial" w:eastAsia="Arial" w:hAnsi="Arial"/>
+                <w:b/>
+                <w:bCs/>
+                <w:i w:val="false"/>
+                <w:iCs w:val="false"/>
+                <w:sz w:val="20"/>
+                <w:szCs w:val="20"/>
+              </w:rPr>
+              <w:t xml:space="preserve">assignedSponsorCoordinator</w:t>
+            </w:r>
+          </w:p>
+        </w:tc>
+        <w:tc>
+          <w:tcPr>
+            <w:tcW w:type="dxa" w:w="1100"/>
+            <w:tcBorders>
+              <w:top w:val="single" w:color="AAAAAA" w:sz="1"/>
+              <w:left w:val="single" w:color="AAAAAA" w:sz="1"/>
+              <w:bottom w:val="single" w:color="AAAAAA" w:sz="1"/>
+              <w:right w:val="single" w:color="AAAAAA" w:sz="1"/>
+            </w:tcBorders>
+            <w:tcMar>
+              <w:top w:type="dxa" w:w="60"/>
+              <w:left w:type="dxa" w:w="100"/>
+              <w:bottom w:type="dxa" w:w="60"/>
+              <w:right w:type="dxa" w:w="100"/>
+            </w:tcMar>
+          </w:tcPr>
+          <w:p>
+            <w:r>
+              <w:rPr>
+                <w:rFonts w:ascii="Arial" w:cs="Arial" w:eastAsia="Arial" w:hAnsi="Arial"/>
+                <w:b w:val="false"/>
+                <w:bCs w:val="false"/>
+                <w:i w:val="false"/>
+                <w:iCs w:val="false"/>
+                <w:sz w:val="20"/>
+                <w:szCs w:val="20"/>
+              </w:rPr>
+              <w:t xml:space="preserve">link</w:t>
+            </w:r>
+          </w:p>
+        </w:tc>
+        <w:tc>
+          <w:tcPr>
+            <w:tcW w:type="dxa" w:w="800"/>
+            <w:tcBorders>
+              <w:top w:val="single" w:color="AAAAAA" w:sz="1"/>
+              <w:left w:val="single" w:color="AAAAAA" w:sz="1"/>
+              <w:bottom w:val="single" w:color="AAAAAA" w:sz="1"/>
+              <w:right w:val="single" w:color="AAAAAA" w:sz="1"/>
+            </w:tcBorders>
+            <w:tcMar>
+              <w:top w:type="dxa" w:w="60"/>
+              <w:left w:type="dxa" w:w="100"/>
+              <w:bottom w:type="dxa" w:w="60"/>
+              <w:right w:type="dxa" w:w="100"/>
+            </w:tcMar>
+          </w:tcPr>
+          <w:p>
+            <w:r>
+              <w:rPr>
+                <w:rFonts w:ascii="Arial" w:cs="Arial" w:eastAsia="Arial" w:hAnsi="Arial"/>
+                <w:b w:val="false"/>
+                <w:bCs w:val="false"/>
+                <w:i w:val="false"/>
+                <w:iCs w:val="false"/>
+                <w:sz w:val="20"/>
+                <w:szCs w:val="20"/>
+              </w:rPr>
+              <w:t xml:space="preserve">Conditional</w:t>
+            </w:r>
+          </w:p>
+        </w:tc>
+        <w:tc>
+          <w:tcPr>
+            <w:tcW w:type="dxa" w:w="2400"/>
+            <w:tcBorders>
+              <w:top w:val="single" w:color="AAAAAA" w:sz="1"/>
+              <w:left w:val="single" w:color="AAAAAA" w:sz="1"/>
+              <w:bottom w:val="single" w:color="AAAAAA" w:sz="1"/>
+              <w:right w:val="single" w:color="AAAAAA" w:sz="1"/>
+            </w:tcBorders>
+            <w:tcMar>
+              <w:top w:type="dxa" w:w="60"/>
+              <w:left w:type="dxa" w:w="100"/>
+              <w:bottom w:type="dxa" w:w="60"/>
+              <w:right w:type="dxa" w:w="100"/>
+            </w:tcMar>
+          </w:tcPr>
+          <w:p>
+            <w:r>
+              <w:rPr>
+                <w:rFonts w:ascii="Arial" w:cs="Arial" w:eastAsia="Arial" w:hAnsi="Arial"/>
+                <w:b w:val="false"/>
+                <w:bCs w:val="false"/>
+                <w:i w:val="false"/>
+                <w:iCs w:val="false"/>
+                <w:sz w:val="20"/>
+                <w:szCs w:val="20"/>
+              </w:rPr>
+              <w:t xml:space="preserve">Link to Contact</w:t>
+            </w:r>
+          </w:p>
+        </w:tc>
+        <w:tc>
+          <w:tcPr>
+            <w:tcW w:type="dxa" w:w="1000"/>
+            <w:tcBorders>
+              <w:top w:val="single" w:color="AAAAAA" w:sz="1"/>
+              <w:left w:val="single" w:color="AAAAAA" w:sz="1"/>
+              <w:bottom w:val="single" w:color="AAAAAA" w:sz="1"/>
+              <w:right w:val="single" w:color="AAAAAA" w:sz="1"/>
+            </w:tcBorders>
+            <w:tcMar>
+              <w:top w:type="dxa" w:w="60"/>
+              <w:left w:type="dxa" w:w="100"/>
+              <w:bottom w:type="dxa" w:w="60"/>
+              <w:right w:type="dxa" w:w="100"/>
+            </w:tcMar>
+          </w:tcPr>
+          <w:p>
+            <w:r>
+              <w:rPr>
+                <w:rFonts w:ascii="Arial" w:cs="Arial" w:eastAsia="Arial" w:hAnsi="Arial"/>
+                <w:b w:val="false"/>
+                <w:bCs w:val="false"/>
+                <w:i w:val="false"/>
+                <w:iCs w:val="false"/>
+                <w:sz w:val="20"/>
+                <w:szCs w:val="20"/>
+              </w:rPr>
+              <w:t xml:space="preserve">—</w:t>
+            </w:r>
+          </w:p>
+        </w:tc>
+        <w:tc>
+          <w:tcPr>
+            <w:tcW w:type="dxa" w:w="1860"/>
+            <w:tcBorders>
+              <w:top w:val="single" w:color="AAAAAA" w:sz="1"/>
+              <w:left w:val="single" w:color="AAAAAA" w:sz="1"/>
+              <w:bottom w:val="single" w:color="AAAAAA" w:sz="1"/>
+              <w:right w:val="single" w:color="AAAAAA" w:sz="1"/>
+            </w:tcBorders>
+            <w:tcMar>
+              <w:top w:type="dxa" w:w="60"/>
+              <w:left w:type="dxa" w:w="100"/>
+              <w:bottom w:type="dxa" w:w="60"/>
+              <w:right w:type="dxa" w:w="100"/>
+            </w:tcMar>
+          </w:tcPr>
+          <w:p>
+            <w:r>
+              <w:rPr>
+                <w:rFonts w:ascii="Arial" w:cs="Arial" w:eastAsia="Arial" w:hAnsi="Arial"/>
+                <w:b w:val="false"/>
+                <w:bCs w:val="false"/>
+                <w:i w:val="false"/>
+                <w:iCs w:val="false"/>
+                <w:sz w:val="20"/>
+                <w:szCs w:val="20"/>
+              </w:rPr>
+              <w:t xml:space="preserve">FU-PROSPECT-DAT-027</w:t>
+            </w:r>
+          </w:p>
+        </w:tc>
+      </w:tr>
+      <w:tr>
+        <w:tc>
+          <w:tcPr>
+            <w:tcW w:type="dxa" w:w="9360"/>
+            <w:gridSpan w:val="6"/>
+            <w:tcBorders>
+              <w:top w:val="single" w:color="AAAAAA" w:sz="1"/>
+              <w:left w:val="single" w:color="AAAAAA" w:sz="1"/>
+              <w:bottom w:val="single" w:color="AAAAAA" w:sz="1"/>
+              <w:right w:val="single" w:color="AAAAAA" w:sz="1"/>
+            </w:tcBorders>
+            <w:tcMar>
+              <w:top w:type="dxa" w:w="40"/>
+              <w:left w:type="dxa" w:w="100"/>
+              <w:bottom w:type="dxa" w:w="80"/>
+              <w:right w:type="dxa" w:w="100"/>
+            </w:tcMar>
+          </w:tcPr>
+          <w:p>
+            <w:r>
+              <w:rPr>
+                <w:rFonts w:ascii="Arial" w:cs="Arial" w:eastAsia="Arial" w:hAnsi="Arial"/>
+                <w:b w:val="false"/>
+                <w:bCs w:val="false"/>
+                <w:i w:val="false"/>
+                <w:iCs w:val="false"/>
+                <w:color w:val="888888"/>
+                <w:sz w:val="20"/>
+                <w:szCs w:val="20"/>
+              </w:rPr>
+              <w:t xml:space="preserve">The Contact (Member or Mentor) leading the relationship with this Funder Organization. Analogous to assignedLiaison on Partner Accounts. Optional in general; required by the time funderStatus reaches Active. Set, changed, and cleared by the Donor / Sponsor Coordinator at any time. Only the current value is stored; assignment history lives in the activity stream. </w:t>
+            </w:r>
+            <w:r>
+              <w:rPr>
+                <w:rFonts w:ascii="Arial" w:cs="Arial" w:eastAsia="Arial" w:hAnsi="Arial"/>
+                <w:b/>
+                <w:bCs/>
+                <w:i w:val="false"/>
+                <w:iCs w:val="false"/>
+                <w:color w:val="888888"/>
+                <w:sz w:val="20"/>
+                <w:szCs w:val="20"/>
+              </w:rPr>
+              <w:t xml:space="preserve">Domains: </w:t>
+            </w:r>
+            <w:r>
+              <w:rPr>
+                <w:rFonts w:ascii="Arial" w:cs="Arial" w:eastAsia="Arial" w:hAnsi="Arial"/>
+                <w:b w:val="false"/>
+                <w:bCs w:val="false"/>
+                <w:i w:val="false"/>
+                <w:iCs w:val="false"/>
+                <w:color w:val="888888"/>
+                <w:sz w:val="20"/>
+                <w:szCs w:val="20"/>
+              </w:rPr>
+              <w:t xml:space="preserve">FU. </w:t>
+            </w:r>
+            <w:r>
+              <w:rPr>
+                <w:rFonts w:ascii="Arial" w:cs="Arial" w:eastAsia="Arial" w:hAnsi="Arial"/>
+                <w:b/>
+                <w:bCs/>
+                <w:i w:val="false"/>
+                <w:iCs w:val="false"/>
+                <w:color w:val="888888"/>
+                <w:sz w:val="20"/>
+                <w:szCs w:val="20"/>
+              </w:rPr>
+              <w:t xml:space="preserve">Implementation: </w:t>
+            </w:r>
+            <w:r>
+              <w:rPr>
+                <w:rFonts w:ascii="Arial" w:cs="Arial" w:eastAsia="Arial" w:hAnsi="Arial"/>
+                <w:b w:val="false"/>
+                <w:bCs w:val="false"/>
+                <w:i w:val="false"/>
+                <w:iCs w:val="false"/>
+                <w:color w:val="888888"/>
+                <w:sz w:val="20"/>
+                <w:szCs w:val="20"/>
+              </w:rPr>
+              <w:t xml:space="preserve">conditionally required when funderStatus = Active.</w:t>
+            </w:r>
+          </w:p>
+        </w:tc>
+      </w:tr>
+      <w:tr>
+        <w:tc>
+          <w:tcPr>
+            <w:tcW w:type="dxa" w:w="2200"/>
+            <w:tcBorders>
+              <w:top w:val="single" w:color="AAAAAA" w:sz="1"/>
+              <w:left w:val="single" w:color="AAAAAA" w:sz="1"/>
+              <w:bottom w:val="single" w:color="AAAAAA" w:sz="1"/>
+              <w:right w:val="single" w:color="AAAAAA" w:sz="1"/>
+            </w:tcBorders>
+            <w:tcMar>
+              <w:top w:type="dxa" w:w="60"/>
+              <w:left w:type="dxa" w:w="100"/>
+              <w:bottom w:type="dxa" w:w="60"/>
+              <w:right w:type="dxa" w:w="100"/>
+            </w:tcMar>
+          </w:tcPr>
+          <w:p>
+            <w:r>
+              <w:rPr>
+                <w:rFonts w:ascii="Arial" w:cs="Arial" w:eastAsia="Arial" w:hAnsi="Arial"/>
+                <w:b/>
+                <w:bCs/>
+                <w:i w:val="false"/>
+                <w:iCs w:val="false"/>
+                <w:sz w:val="20"/>
+                <w:szCs w:val="20"/>
+              </w:rPr>
+              <w:t xml:space="preserve">lastContactDate</w:t>
+            </w:r>
+          </w:p>
+        </w:tc>
+        <w:tc>
+          <w:tcPr>
+            <w:tcW w:type="dxa" w:w="1100"/>
+            <w:tcBorders>
+              <w:top w:val="single" w:color="AAAAAA" w:sz="1"/>
+              <w:left w:val="single" w:color="AAAAAA" w:sz="1"/>
+              <w:bottom w:val="single" w:color="AAAAAA" w:sz="1"/>
+              <w:right w:val="single" w:color="AAAAAA" w:sz="1"/>
+            </w:tcBorders>
+            <w:tcMar>
+              <w:top w:type="dxa" w:w="60"/>
+              <w:left w:type="dxa" w:w="100"/>
+              <w:bottom w:type="dxa" w:w="60"/>
+              <w:right w:type="dxa" w:w="100"/>
+            </w:tcMar>
+          </w:tcPr>
+          <w:p>
+            <w:r>
+              <w:rPr>
+                <w:rFonts w:ascii="Arial" w:cs="Arial" w:eastAsia="Arial" w:hAnsi="Arial"/>
+                <w:b w:val="false"/>
+                <w:bCs w:val="false"/>
+                <w:i w:val="false"/>
+                <w:iCs w:val="false"/>
+                <w:sz w:val="20"/>
+                <w:szCs w:val="20"/>
+              </w:rPr>
+              <w:t xml:space="preserve">date</w:t>
+            </w:r>
+          </w:p>
+        </w:tc>
+        <w:tc>
+          <w:tcPr>
+            <w:tcW w:type="dxa" w:w="800"/>
+            <w:tcBorders>
+              <w:top w:val="single" w:color="AAAAAA" w:sz="1"/>
+              <w:left w:val="single" w:color="AAAAAA" w:sz="1"/>
+              <w:bottom w:val="single" w:color="AAAAAA" w:sz="1"/>
+              <w:right w:val="single" w:color="AAAAAA" w:sz="1"/>
+            </w:tcBorders>
+            <w:tcMar>
+              <w:top w:type="dxa" w:w="60"/>
+              <w:left w:type="dxa" w:w="100"/>
+              <w:bottom w:type="dxa" w:w="60"/>
+              <w:right w:type="dxa" w:w="100"/>
+            </w:tcMar>
+          </w:tcPr>
+          <w:p>
+            <w:r>
+              <w:rPr>
+                <w:rFonts w:ascii="Arial" w:cs="Arial" w:eastAsia="Arial" w:hAnsi="Arial"/>
+                <w:b w:val="false"/>
+                <w:bCs w:val="false"/>
+                <w:i w:val="false"/>
+                <w:iCs w:val="false"/>
+                <w:sz w:val="20"/>
+                <w:szCs w:val="20"/>
+              </w:rPr>
+              <w:t xml:space="preserve">No</w:t>
+            </w:r>
+          </w:p>
+        </w:tc>
+        <w:tc>
+          <w:tcPr>
+            <w:tcW w:type="dxa" w:w="2400"/>
+            <w:tcBorders>
+              <w:top w:val="single" w:color="AAAAAA" w:sz="1"/>
+              <w:left w:val="single" w:color="AAAAAA" w:sz="1"/>
+              <w:bottom w:val="single" w:color="AAAAAA" w:sz="1"/>
+              <w:right w:val="single" w:color="AAAAAA" w:sz="1"/>
+            </w:tcBorders>
+            <w:tcMar>
+              <w:top w:type="dxa" w:w="60"/>
+              <w:left w:type="dxa" w:w="100"/>
+              <w:bottom w:type="dxa" w:w="60"/>
+              <w:right w:type="dxa" w:w="100"/>
+            </w:tcMar>
+          </w:tcPr>
+          <w:p>
+            <w:r>
+              <w:rPr>
+                <w:rFonts w:ascii="Arial" w:cs="Arial" w:eastAsia="Arial" w:hAnsi="Arial"/>
+                <w:b w:val="false"/>
+                <w:bCs w:val="false"/>
+                <w:i w:val="false"/>
+                <w:iCs w:val="false"/>
+                <w:sz w:val="20"/>
+                <w:szCs w:val="20"/>
+              </w:rPr>
+              <w:t xml:space="preserve">—</w:t>
+            </w:r>
+          </w:p>
+        </w:tc>
+        <w:tc>
+          <w:tcPr>
+            <w:tcW w:type="dxa" w:w="1000"/>
+            <w:tcBorders>
+              <w:top w:val="single" w:color="AAAAAA" w:sz="1"/>
+              <w:left w:val="single" w:color="AAAAAA" w:sz="1"/>
+              <w:bottom w:val="single" w:color="AAAAAA" w:sz="1"/>
+              <w:right w:val="single" w:color="AAAAAA" w:sz="1"/>
+            </w:tcBorders>
+            <w:tcMar>
+              <w:top w:type="dxa" w:w="60"/>
+              <w:left w:type="dxa" w:w="100"/>
+              <w:bottom w:type="dxa" w:w="60"/>
+              <w:right w:type="dxa" w:w="100"/>
+            </w:tcMar>
+          </w:tcPr>
+          <w:p>
+            <w:r>
+              <w:rPr>
+                <w:rFonts w:ascii="Arial" w:cs="Arial" w:eastAsia="Arial" w:hAnsi="Arial"/>
+                <w:b w:val="false"/>
+                <w:bCs w:val="false"/>
+                <w:i w:val="false"/>
+                <w:iCs w:val="false"/>
+                <w:sz w:val="20"/>
+                <w:szCs w:val="20"/>
+              </w:rPr>
+              <w:t xml:space="preserve">—</w:t>
+            </w:r>
+          </w:p>
+        </w:tc>
+        <w:tc>
+          <w:tcPr>
+            <w:tcW w:type="dxa" w:w="1860"/>
+            <w:tcBorders>
+              <w:top w:val="single" w:color="AAAAAA" w:sz="1"/>
+              <w:left w:val="single" w:color="AAAAAA" w:sz="1"/>
+              <w:bottom w:val="single" w:color="AAAAAA" w:sz="1"/>
+              <w:right w:val="single" w:color="AAAAAA" w:sz="1"/>
+            </w:tcBorders>
+            <w:tcMar>
+              <w:top w:type="dxa" w:w="60"/>
+              <w:left w:type="dxa" w:w="100"/>
+              <w:bottom w:type="dxa" w:w="60"/>
+              <w:right w:type="dxa" w:w="100"/>
+            </w:tcMar>
+          </w:tcPr>
+          <w:p>
+            <w:r>
+              <w:rPr>
+                <w:rFonts w:ascii="Arial" w:cs="Arial" w:eastAsia="Arial" w:hAnsi="Arial"/>
+                <w:b w:val="false"/>
+                <w:bCs w:val="false"/>
+                <w:i w:val="false"/>
+                <w:iCs w:val="false"/>
+                <w:sz w:val="20"/>
+                <w:szCs w:val="20"/>
+              </w:rPr>
+              <w:t xml:space="preserve">FU-STEWARD-DAT-020</w:t>
+            </w:r>
+          </w:p>
+        </w:tc>
+      </w:tr>
+      <w:tr>
+        <w:tc>
+          <w:tcPr>
+            <w:tcW w:type="dxa" w:w="9360"/>
+            <w:gridSpan w:val="6"/>
+            <w:tcBorders>
+              <w:top w:val="single" w:color="AAAAAA" w:sz="1"/>
+              <w:left w:val="single" w:color="AAAAAA" w:sz="1"/>
+              <w:bottom w:val="single" w:color="AAAAAA" w:sz="1"/>
+              <w:right w:val="single" w:color="AAAAAA" w:sz="1"/>
+            </w:tcBorders>
+            <w:tcMar>
+              <w:top w:type="dxa" w:w="40"/>
+              <w:left w:type="dxa" w:w="100"/>
+              <w:bottom w:type="dxa" w:w="80"/>
+              <w:right w:type="dxa" w:w="100"/>
+            </w:tcMar>
+          </w:tcPr>
+          <w:p>
+            <w:r>
+              <w:rPr>
+                <w:rFonts w:ascii="Arial" w:cs="Arial" w:eastAsia="Arial" w:hAnsi="Arial"/>
+                <w:b w:val="false"/>
+                <w:bCs w:val="false"/>
+                <w:i w:val="false"/>
+                <w:iCs w:val="false"/>
+                <w:color w:val="888888"/>
+                <w:sz w:val="20"/>
+                <w:szCs w:val="20"/>
+              </w:rPr>
+              <w:t xml:space="preserve">Date of the most recent stewardship outreach to this Funder Organization. Manually set by the Donor / Sponsor Coordinator during the FU-STEWARD sweep after each outreach. The system does not auto-populate or auto-update this field from any source. Read by the Active Donors and Funders Sweep List as the primary sort field (null values first). </w:t>
+            </w:r>
+            <w:r>
+              <w:rPr>
+                <w:rFonts w:ascii="Arial" w:cs="Arial" w:eastAsia="Arial" w:hAnsi="Arial"/>
+                <w:b/>
+                <w:bCs/>
+                <w:i w:val="false"/>
+                <w:iCs w:val="false"/>
+                <w:color w:val="888888"/>
+                <w:sz w:val="20"/>
+                <w:szCs w:val="20"/>
+              </w:rPr>
+              <w:t xml:space="preserve">Domains: </w:t>
+            </w:r>
+            <w:r>
+              <w:rPr>
+                <w:rFonts w:ascii="Arial" w:cs="Arial" w:eastAsia="Arial" w:hAnsi="Arial"/>
+                <w:b w:val="false"/>
+                <w:bCs w:val="false"/>
+                <w:i w:val="false"/>
+                <w:iCs w:val="false"/>
+                <w:color w:val="888888"/>
+                <w:sz w:val="20"/>
+                <w:szCs w:val="20"/>
+              </w:rPr>
+              <w:t xml:space="preserve">FU. </w:t>
+            </w:r>
+            <w:r>
+              <w:rPr>
+                <w:rFonts w:ascii="Arial" w:cs="Arial" w:eastAsia="Arial" w:hAnsi="Arial"/>
+                <w:b/>
+                <w:bCs/>
+                <w:i w:val="false"/>
+                <w:iCs w:val="false"/>
+                <w:color w:val="888888"/>
+                <w:sz w:val="20"/>
+                <w:szCs w:val="20"/>
+              </w:rPr>
+              <w:t xml:space="preserve">Implementation: </w:t>
+            </w:r>
+            <w:r>
+              <w:rPr>
+                <w:rFonts w:ascii="Arial" w:cs="Arial" w:eastAsia="Arial" w:hAnsi="Arial"/>
+                <w:b w:val="false"/>
+                <w:bCs w:val="false"/>
+                <w:i w:val="false"/>
+                <w:iCs w:val="false"/>
+                <w:color w:val="888888"/>
+                <w:sz w:val="20"/>
+                <w:szCs w:val="20"/>
+              </w:rPr>
+              <w:t xml:space="preserve">manually-set only.</w:t>
             </w:r>
           </w:p>
         </w:tc>
@@ -13396,7 +13952,7 @@
           <w:sz w:val="22"/>
           <w:szCs w:val="22"/>
         </w:rPr>
-        <w:t xml:space="preserve"> funderType, funderStatus, funderLifetimeGiving, funderNotes, geographicServiceArea (also defined in Section 3.3)</w:t>
+        <w:t xml:space="preserve"> funderType, funderStatus, funderLifetimeGiving, funderNotes, assignedSponsorCoordinator, lastContactDate, geographicServiceArea (also defined in Section 3.3)</w:t>
       </w:r>
     </w:p>
     <w:p>
@@ -13612,7 +14168,7 @@
           <w:sz w:val="22"/>
           <w:szCs w:val="22"/>
         </w:rPr>
-        <w:t>funderType, funderStatus, funderLifetimeGiving, funderNotes, geographicServiceArea.</w:t>
+        <w:t xml:space="preserve">funderType, funderStatus, funderLifetimeGiving, funderNotes, assignedSponsorCoordinator, lastContactDate, geographicServiceArea.</w:t>
       </w:r>
     </w:p>
     <w:p>
@@ -14090,15 +14646,9 @@
           <w:p>
             <w:r>
               <w:rPr>
-                <w:rFonts w:ascii="Arial" w:cs="Arial" w:eastAsia="Arial" w:hAnsi="Arial"/>
-                <w:b w:val="false"/>
-                <w:bCs w:val="false"/>
-                <w:i w:val="false"/>
-                <w:iCs w:val="false"/>
-                <w:sz w:val="20"/>
-                <w:szCs w:val="20"/>
-              </w:rPr>
-              <w:t xml:space="preserve">Incomplete domain coverage for Account entity. The CR and FU domains have only summary-level data from legacy Domain PRDs. This Entity PRD will require updates when those domain process documents are completed under the new document production process. Additional type-specific custom fields, relationships, and dynamic logic rules are expected. Carried forward from EI-ISS-008.</w:t>
+                <w:rFonts w:ascii="Arial" w:hAnsi="Arial"/>
+              </w:rPr>
+              <w:t>CLOSED (v1.8): The CR domain process definition is complete and CR Domain PRD v1.2 awaits Stakeholder Review. The FU domain Phase 4b process definition is complete; the two FU-contributed Account fields surfaced by FU-PROSPECT (assignedSponsorCoordinator, FU-PROSPECT-DAT-027) and FU-STEWARD (lastContactDate, FU-STEWARD-DAT-020) are now integrated into Section 3.4 by this v1.8 update, alongside the geographicServiceArea restructure already applied at v1.7. The ACT-DEC-013 and ACT-DEC-014 entries document the FU-domain field integration.</w:t>
             </w:r>
           </w:p>
         </w:tc>
@@ -15083,6 +15633,58 @@
             <w:r>
               <w:rPr/>
               <w:t>Version 1.7: geographicServiceArea field restructured from text to multiEnum (structured zip code list). Visibility expanded from accountType has Partner only to accountType has Partner OR accountType has Donor/Sponsor. The field now supports both Partner service areas and Donor/Sponsor funding territories, queryable for set-membership against Contact addressPostalCode for territory-based attribution reporting. Section 5.3 dynamic logic and Section 6 Donor/Sponsor Profile Panel updated to show the field. ACT-ISS-004 closed. Source: FU-REPORT process definition session, 04-30-26. Carry-forward request at PRDs/FU/carry-forward/SESSION-PROMPT-carry-forward-account-territory-zipcode-list.md.</w:t>
+            </w:r>
+          </w:p>
+        </w:tc>
+      </w:tr>
+      <w:tr>
+        <w:tc>
+          <w:tcPr>
+            <w:tcW w:type="dxa" w:w="1500"/>
+            <w:tcBorders>
+              <w:top w:val="single" w:color="AAAAAA" w:sz="1"/>
+              <w:left w:val="single" w:color="AAAAAA" w:sz="1"/>
+              <w:bottom w:val="single" w:color="AAAAAA" w:sz="1"/>
+              <w:right w:val="single" w:color="AAAAAA" w:sz="1"/>
+            </w:tcBorders>
+            <w:tcMar>
+              <w:top w:type="dxa" w:w="60"/>
+              <w:left w:type="dxa" w:w="100"/>
+              <w:bottom w:type="dxa" w:w="60"/>
+              <w:right w:type="dxa" w:w="100"/>
+            </w:tcMar>
+          </w:tcPr>
+          <w:p>
+            <w:r>
+              <w:rPr>
+                <w:rFonts w:ascii="Arial" w:hAnsi="Arial"/>
+              </w:rPr>
+              <w:t>ACT-DEC-014</w:t>
+            </w:r>
+          </w:p>
+        </w:tc>
+        <w:tc>
+          <w:tcPr>
+            <w:tcW w:type="dxa" w:w="7860"/>
+            <w:tcBorders>
+              <w:top w:val="single" w:color="AAAAAA" w:sz="1"/>
+              <w:left w:val="single" w:color="AAAAAA" w:sz="1"/>
+              <w:bottom w:val="single" w:color="AAAAAA" w:sz="1"/>
+              <w:right w:val="single" w:color="AAAAAA" w:sz="1"/>
+            </w:tcBorders>
+            <w:tcMar>
+              <w:top w:type="dxa" w:w="60"/>
+              <w:left w:type="dxa" w:w="100"/>
+              <w:bottom w:type="dxa" w:w="60"/>
+              <w:right w:type="dxa" w:w="100"/>
+            </w:tcMar>
+          </w:tcPr>
+          <w:p>
+            <w:r>
+              <w:rPr>
+                <w:rFonts w:ascii="Arial" w:hAnsi="Arial"/>
+              </w:rPr>
+              <w:t>Version 1.8: Two Donor/Sponsor-specific fields added to Section 3.4: assignedSponsorCoordinator (FU-PROSPECT-DAT-027) and lastContactDate (FU-STEWARD-DAT-020). assignedSponsorCoordinator is a link to Contact, conditionally required when funderStatus = Active, analogous to assignedLiaison on Partner Accounts; only the current value is stored, with assignment history living in the activity stream. lastContactDate is manually set during the FU-STEWARD sweep with no auto-population, read by the Active Donors and Funders Sweep List as the primary sort field. Section 5.3 dynamic logic and Section 6 Donor/Sponsor Profile Panel updated. ACT-ISS-002 closed. Source: bundled end-of-FU-Phase-4b carry-forward request at PRDs/FU/carry-forward/SESSION-PROMPT-carry-forward-end-of-fu-phase-4b-bundled-entity-prd-updates.md.</w:t>
             </w:r>
           </w:p>
         </w:tc>

--- a/PRDs/entities/Account-Entity-PRD.docx
+++ b/PRDs/entities/Account-Entity-PRD.docx
@@ -303,7 +303,7 @@
               <w:rPr>
                 <w:rFonts w:ascii="Arial" w:hAnsi="Arial"/>
               </w:rPr>
-              <w:t>1.8</w:t>
+              <w:t>1.9</w:t>
             </w:r>
           </w:p>
         </w:tc>
@@ -427,7 +427,7 @@
               <w:rPr>
                 <w:rFonts w:ascii="Arial" w:hAnsi="Arial"/>
               </w:rPr>
-              <w:t>04-30-26 14:15</w:t>
+              <w:t>05-05-26 16:04</w:t>
             </w:r>
           </w:p>
         </w:tc>
@@ -6824,7 +6824,7 @@
           </w:tcPr>
           <w:p>
             <w:r>
-              <w:t>applicantSince</w:t>
+              <w:t>applicantSinceTimestamp</w:t>
             </w:r>
           </w:p>
         </w:tc>
@@ -6887,7 +6887,7 @@
           </w:tcPr>
           <w:p>
             <w:r>
-              <w:t>Timestamp recording when this Account’s clientStatus first transitioned to Applicant. System-populated by MN-INTAKE (REQ-011, updated in v2.4). The “if currently null” guard ensures the timestamp records the first time the account reached Applicant status, not subsequent re-applications. Used by CR-EVENTS-CONVERT as the application-side anchor for conversion window calculation. Source: CR-EVENTS-CONVERT v1.0. Domains: CR, MN.</w:t>
+              <w:t>Timestamp recording when this Account’s clientStatus first transitioned to Applicant. System-populated by MN-INTAKE (REQ-011, current in MN-INTAKE v2.5). The “if currently null” guard ensures the timestamp records the first time the account reached Applicant status, not subsequent re-applications. Used by CR-EVENTS-CONVERT as the application-side anchor for conversion window calculation. Source: CR-EVENTS-CONVERT v1.0. Domains: CR, MN.</w:t>
             </w:r>
           </w:p>
         </w:tc>
@@ -15689,6 +15689,58 @@
           </w:p>
         </w:tc>
       </w:tr>
+      <w:tr>
+        <w:tc>
+          <w:tcPr>
+            <w:tcW w:type="dxa" w:w="1500"/>
+            <w:tcBorders>
+              <w:top w:val="single" w:color="AAAAAA" w:sz="1"/>
+              <w:left w:val="single" w:color="AAAAAA" w:sz="1"/>
+              <w:bottom w:val="single" w:color="AAAAAA" w:sz="1"/>
+              <w:right w:val="single" w:color="AAAAAA" w:sz="1"/>
+            </w:tcBorders>
+            <w:tcMar>
+              <w:top w:type="dxa" w:w="60"/>
+              <w:left w:type="dxa" w:w="100"/>
+              <w:bottom w:type="dxa" w:w="60"/>
+              <w:right w:type="dxa" w:w="100"/>
+            </w:tcMar>
+          </w:tcPr>
+          <w:p>
+            <w:r>
+              <w:rPr>
+                <w:rFonts w:ascii="Arial" w:hAnsi="Arial"/>
+              </w:rPr>
+              <w:t>ACT-DEC-015</w:t>
+            </w:r>
+          </w:p>
+        </w:tc>
+        <w:tc>
+          <w:tcPr>
+            <w:tcW w:type="dxa" w:w="7860"/>
+            <w:tcBorders>
+              <w:top w:val="single" w:color="AAAAAA" w:sz="1"/>
+              <w:left w:val="single" w:color="AAAAAA" w:sz="1"/>
+              <w:bottom w:val="single" w:color="AAAAAA" w:sz="1"/>
+              <w:right w:val="single" w:color="AAAAAA" w:sz="1"/>
+            </w:tcBorders>
+            <w:tcMar>
+              <w:top w:type="dxa" w:w="60"/>
+              <w:left w:type="dxa" w:w="100"/>
+              <w:bottom w:type="dxa" w:w="60"/>
+              <w:right w:type="dxa" w:w="100"/>
+            </w:tcMar>
+          </w:tcPr>
+          <w:p>
+            <w:r>
+              <w:rPr>
+                <w:rFonts w:ascii="Arial" w:hAnsi="Arial"/>
+              </w:rPr>
+              <w:t>Version 1.9: The Mentoring-Domain Client field previously named applicantSince is renamed to applicantSinceTimestamp to reflect that the field is a datetime and to align with all downstream artifacts that already use the longer name (MN-INTAKE v2.5, MN-Engagement YAML 1.0.1, MN/CR MANUAL-CONFIG entries, CR-Account YAML, Mentoring Domain PRD v1.1). Field type, ID (CR-EVENTS-CONVERT-DAT-025), required-status, default, semantics, source documents, and domain attribution are unchanged. Source: documented technical debt flagged in Mentoring Domain PRD v1.1 Change Log entry 05-05-26.</w:t>
+            </w:r>
+          </w:p>
+        </w:tc>
+      </w:tr>
     </w:tbl>
     <w:sectPr>
       <w:headerReference w:type="default" r:id="rId7"/>

--- a/PRDs/entities/Account-Entity-PRD.docx
+++ b/PRDs/entities/Account-Entity-PRD.docx
@@ -303,7 +303,7 @@
               <w:rPr>
                 <w:rFonts w:ascii="Arial" w:hAnsi="Arial"/>
               </w:rPr>
-              <w:t>1.10</w:t>
+              <w:t>1.11</w:t>
             </w:r>
           </w:p>
         </w:tc>
@@ -427,7 +427,7 @@
               <w:rPr>
                 <w:rFonts w:ascii="Arial" w:hAnsi="Arial"/>
               </w:rPr>
-              <w:t>05-18-26 06:00</w:t>
+              <w:t>05-18-26 07:00</w:t>
             </w:r>
           </w:p>
         </w:tc>
@@ -14499,7 +14499,7 @@
                 <w:sz w:val="20"/>
                 <w:szCs w:val="20"/>
               </w:rPr>
-              <w:t xml:space="preserve">Drives eligibility for WOSB, EDWOSB, Ohio WBE, and Cuyahoga County WBE certifications (51 percent or more required).</w:t>
+              <w:t xml:space="preserve">Drives eligibility for WOSB, EDWOSB, Ohio WBE, and Cuyahoga County WBE certifications (51 percent or more required). Note: the three percent-owned fields (women, minority, veterans) are independent measurements and may sum to more than 100 percent for owners belonging to multiple groups.</w:t>
             </w:r>
           </w:p>
         </w:tc>
@@ -14645,7 +14645,7 @@
                 <w:sz w:val="20"/>
                 <w:szCs w:val="20"/>
               </w:rPr>
-              <w:t xml:space="preserve">Drives eligibility for SBA 8(a), Ohio MBE, and county MBE certifications. Minority groups per Ohio MBE rules include African American, American Indian, Hispanic, and Asian.</w:t>
+              <w:t xml:space="preserve">Drives eligibility for SBA 8(a), Ohio MBE, and county MBE certifications. Minority groups per Ohio MBE rules include African American, American Indian, Hispanic, and Asian. Note: the three percent-owned fields (women, minority, veterans) are independent measurements and may sum to more than 100 percent for owners belonging to multiple groups.</w:t>
             </w:r>
           </w:p>
         </w:tc>
@@ -14791,7 +14791,7 @@
                 <w:sz w:val="20"/>
                 <w:szCs w:val="20"/>
               </w:rPr>
-              <w:t xml:space="preserve">Drives eligibility for VOSB, SDVOSB, and Ohio VFBE certifications.</w:t>
+              <w:t xml:space="preserve">Drives eligibility for VOSB, SDVOSB, and Ohio VFBE certifications. Note: the three percent-owned fields (women, minority, veterans) are independent measurements and may sum to more than 100 percent for owners belonging to multiple groups.</w:t>
             </w:r>
           </w:p>
         </w:tc>
@@ -27210,6 +27210,152 @@
                 <w:szCs w:val="20"/>
               </w:rPr>
               <w:t xml:space="preserve">Whether the client has indicated willingness to attend or participate in CBM-hosted events.</w:t>
+            </w:r>
+          </w:p>
+        </w:tc>
+      </w:tr>
+      <w:tr>
+        <w:tc>
+          <w:tcPr>
+            <w:tcW w:type="dxa" w:w="2200"/>
+            <w:tcBorders>
+              <w:top w:val="single" w:color="AAAAAA" w:sz="1"/>
+              <w:left w:val="single" w:color="AAAAAA" w:sz="1"/>
+              <w:bottom w:val="single" w:color="AAAAAA" w:sz="1"/>
+              <w:right w:val="single" w:color="AAAAAA" w:sz="1"/>
+            </w:tcBorders>
+            <w:shd w:fill="FFFFFF" w:val="clear"/>
+            <w:tcMar>
+              <w:top w:type="dxa" w:w="60"/>
+              <w:left w:type="dxa" w:w="100"/>
+              <w:bottom w:type="dxa" w:w="60"/>
+              <w:right w:type="dxa" w:w="100"/>
+            </w:tcMar>
+          </w:tcPr>
+          <w:p>
+            <w:pPr>
+              <w:spacing w:after="0"/>
+            </w:pPr>
+            <w:r>
+              <w:rPr>
+                <w:rFonts w:ascii="Arial" w:cs="Arial" w:eastAsia="Arial" w:hAnsi="Arial"/>
+                <w:b/>
+                <w:bCs/>
+                <w:i w:val="false"/>
+                <w:iCs w:val="false"/>
+                <w:color w:val="000000"/>
+                <w:sz w:val="20"/>
+                <w:szCs w:val="20"/>
+              </w:rPr>
+              <w:t xml:space="preserve">businessProfileLastReviewed</w:t>
+            </w:r>
+          </w:p>
+        </w:tc>
+        <w:tc>
+          <w:tcPr>
+            <w:tcW w:type="dxa" w:w="1100"/>
+            <w:tcBorders>
+              <w:top w:val="single" w:color="AAAAAA" w:sz="1"/>
+              <w:left w:val="single" w:color="AAAAAA" w:sz="1"/>
+              <w:bottom w:val="single" w:color="AAAAAA" w:sz="1"/>
+              <w:right w:val="single" w:color="AAAAAA" w:sz="1"/>
+            </w:tcBorders>
+            <w:shd w:fill="FFFFFF" w:val="clear"/>
+            <w:tcMar>
+              <w:top w:type="dxa" w:w="60"/>
+              <w:left w:type="dxa" w:w="100"/>
+              <w:bottom w:type="dxa" w:w="60"/>
+              <w:right w:type="dxa" w:w="100"/>
+            </w:tcMar>
+          </w:tcPr>
+          <w:p>
+            <w:pPr>
+              <w:spacing w:after="0"/>
+            </w:pPr>
+            <w:r>
+              <w:rPr>
+                <w:rFonts w:ascii="Arial" w:cs="Arial" w:eastAsia="Arial" w:hAnsi="Arial"/>
+                <w:b w:val="false"/>
+                <w:bCs w:val="false"/>
+                <w:i w:val="false"/>
+                <w:iCs w:val="false"/>
+                <w:color w:val="000000"/>
+                <w:sz w:val="20"/>
+                <w:szCs w:val="20"/>
+              </w:rPr>
+              <w:t xml:space="preserve">date</w:t>
+            </w:r>
+          </w:p>
+        </w:tc>
+        <w:tc>
+          <w:tcPr>
+            <w:tcW w:type="dxa" w:w="2400"/>
+            <w:tcBorders>
+              <w:top w:val="single" w:color="AAAAAA" w:sz="1"/>
+              <w:left w:val="single" w:color="AAAAAA" w:sz="1"/>
+              <w:bottom w:val="single" w:color="AAAAAA" w:sz="1"/>
+              <w:right w:val="single" w:color="AAAAAA" w:sz="1"/>
+            </w:tcBorders>
+            <w:shd w:fill="FFFFFF" w:val="clear"/>
+            <w:tcMar>
+              <w:top w:type="dxa" w:w="60"/>
+              <w:left w:type="dxa" w:w="100"/>
+              <w:bottom w:type="dxa" w:w="60"/>
+              <w:right w:type="dxa" w:w="100"/>
+            </w:tcMar>
+          </w:tcPr>
+          <w:p>
+            <w:pPr>
+              <w:spacing w:after="0"/>
+            </w:pPr>
+            <w:r>
+              <w:rPr>
+                <w:rFonts w:ascii="Arial" w:cs="Arial" w:eastAsia="Arial" w:hAnsi="Arial"/>
+                <w:b w:val="false"/>
+                <w:bCs w:val="false"/>
+                <w:i w:val="false"/>
+                <w:iCs w:val="false"/>
+                <w:color w:val="000000"/>
+                <w:sz w:val="20"/>
+                <w:szCs w:val="20"/>
+              </w:rPr>
+              <w:t xml:space="preserve">—</w:t>
+            </w:r>
+          </w:p>
+        </w:tc>
+        <w:tc>
+          <w:tcPr>
+            <w:tcW w:type="dxa" w:w="3660"/>
+            <w:tcBorders>
+              <w:top w:val="single" w:color="AAAAAA" w:sz="1"/>
+              <w:left w:val="single" w:color="AAAAAA" w:sz="1"/>
+              <w:bottom w:val="single" w:color="AAAAAA" w:sz="1"/>
+              <w:right w:val="single" w:color="AAAAAA" w:sz="1"/>
+            </w:tcBorders>
+            <w:shd w:fill="FFFFFF" w:val="clear"/>
+            <w:tcMar>
+              <w:top w:type="dxa" w:w="60"/>
+              <w:left w:type="dxa" w:w="100"/>
+              <w:bottom w:type="dxa" w:w="60"/>
+              <w:right w:type="dxa" w:w="100"/>
+            </w:tcMar>
+          </w:tcPr>
+          <w:p>
+            <w:pPr>
+              <w:spacing w:after="0"/>
+            </w:pPr>
+            <w:r>
+              <w:rPr>
+                <w:rFonts w:ascii="Arial" w:cs="Arial" w:eastAsia="Arial" w:hAnsi="Arial"/>
+                <w:b w:val="false"/>
+                <w:bCs w:val="false"/>
+                <w:i w:val="false"/>
+                <w:iCs w:val="false"/>
+                <w:color w:val="000000"/>
+                <w:sz w:val="20"/>
+                <w:szCs w:val="20"/>
+              </w:rPr>
+              <w:t xml:space="preserve">Date the assigned mentor most recently reviewed and updated the Client Business Profile fields with the client. Supports a saved-view filter that surfaces records older than N months for periodic-review nudges. Many fields in this profile (currentlyHiring, currentlySeekingCapital, bookkeepingStatus, revenueTrend, and similar state fields) drift month over month; this field provides the freshness signal mentors and administrators need to keep the record current. Added in v1.11 to close F4 from the pre-Phase-8 review pass.</w:t>
             </w:r>
           </w:p>
         </w:tc>
@@ -30979,6 +31125,58 @@
           </w:p>
         </w:tc>
       </w:tr>
+      <w:tr>
+        <w:tc>
+          <w:tcPr>
+            <w:tcW w:type="dxa" w:w="1500"/>
+            <w:tcBorders>
+              <w:top w:val="single" w:color="AAAAAA" w:sz="1"/>
+              <w:left w:val="single" w:color="AAAAAA" w:sz="1"/>
+              <w:bottom w:val="single" w:color="AAAAAA" w:sz="1"/>
+              <w:right w:val="single" w:color="AAAAAA" w:sz="1"/>
+            </w:tcBorders>
+            <w:tcMar>
+              <w:top w:type="dxa" w:w="60"/>
+              <w:left w:type="dxa" w:w="100"/>
+              <w:bottom w:type="dxa" w:w="60"/>
+              <w:right w:type="dxa" w:w="100"/>
+            </w:tcMar>
+          </w:tcPr>
+          <w:p>
+            <w:r>
+              <w:rPr>
+                <w:rFonts w:ascii="Arial" w:hAnsi="Arial"/>
+              </w:rPr>
+              <w:t>ACT-DEC-017</w:t>
+            </w:r>
+          </w:p>
+        </w:tc>
+        <w:tc>
+          <w:tcPr>
+            <w:tcW w:type="dxa" w:w="7860"/>
+            <w:tcBorders>
+              <w:top w:val="single" w:color="AAAAAA" w:sz="1"/>
+              <w:left w:val="single" w:color="AAAAAA" w:sz="1"/>
+              <w:bottom w:val="single" w:color="AAAAAA" w:sz="1"/>
+              <w:right w:val="single" w:color="AAAAAA" w:sz="1"/>
+            </w:tcBorders>
+            <w:tcMar>
+              <w:top w:type="dxa" w:w="60"/>
+              <w:left w:type="dxa" w:w="100"/>
+              <w:bottom w:type="dxa" w:w="60"/>
+              <w:right w:type="dxa" w:w="100"/>
+            </w:tcMar>
+          </w:tcPr>
+          <w:p>
+            <w:r>
+              <w:rPr>
+                <w:rFonts w:ascii="Arial" w:hAnsi="Arial"/>
+              </w:rPr>
+              <w:t>Version 1.11: Three follow-on corrections from the pre-Phase-8 review pass executed 05-18-26 07:00 (F1+F3+F4 bundle). (1) F1: corrected typo in the source-of-record inventory file PRDs/entities/business-profile-field-inventory.yaml — field name nature_of_assistance_sought renamed to natureOfAssistanceSought to align with the YAML schema v1.2.4 lowerCamelCase rule. The YAML and PRD already used the correct name; the inventory typo is now corrected so the source-of-record matches its descendants. Inventory bumped v0.1.0 to v0.2.0. (2) F3: appended a clarifying note to the descriptions of the three percent-owned fields (percentOwnedByWomen, percentOwnedByMinority, percentOwnedByVeterans) in Section 3.6.2 stating that the percentages are independent measurements and may sum to more than 100 percent for owners belonging to multiple groups (for example, a veteran-owned women-owned business). Matches federal certification rules where each is a separate eligibility threshold; the note prevents misreading the three fields as components of a single 100-percent total. (3) F4: added a new field businessProfileLastReviewed (date) to Section 3.6.15 Mentoring Context to provide the freshness signal needed to keep state fields current (currentlyHiring, currentlySeekingCapital, bookkeepingStatus, revenueTrend, and similar fields drift month over month). A saved-view filter on this date will surface Client records older than N months for periodic-review nudges to assigned mentors. YAML content_version bumped 1.0.0 to 1.1.0. Field count rises 81 to 82. Items F2, F5, F6, F7 from the same review pass remain as discussion items for future revisions: F2 (legalEntityType vs organizationType overlap), F5 (per-cert metadata limitation reminder), F6 (UX preview against test EspoCRM before Phase 9), F7 (brand-name precedent confirmation).</w:t>
+            </w:r>
+          </w:p>
+        </w:tc>
+      </w:tr>
     </w:tbl>
     <w:sectPr>
       <w:headerReference w:type="default" r:id="rId7"/>
